--- a/RLock/NFLPoints/Module/NFLPointsSolutions1.docx
+++ b/RLock/NFLPoints/Module/NFLPointsSolutions1.docx
@@ -43,15 +43,6 @@
         </w:rPr>
         <w:t>Review of inference for means and proportions</w:t>
       </w:r>
-    </w:p>
-    <w:p>
-      <w:pPr>
-        <w:spacing w:line="240" w:lineRule="auto"/>
-        <w:jc w:val="center"/>
-        <w:rPr>
-          <w:rFonts w:ascii="Times New Roman" w:hAnsi="Times New Roman" w:cs="Times New Roman"/>
-        </w:rPr>
-      </w:pPr>
     </w:p>
     <w:p>
       <w:pPr>
@@ -515,13 +506,7 @@
         <w:rPr>
           <w:rFonts w:ascii="Times New Roman" w:hAnsi="Times New Roman" w:cs="Times New Roman"/>
         </w:rPr>
-        <w:t xml:space="preserve">Is there convincing evidence that </w:t>
-      </w:r>
-      <w:r>
-        <w:rPr>
-          <w:rFonts w:ascii="Times New Roman" w:hAnsi="Times New Roman" w:cs="Times New Roman"/>
-        </w:rPr>
-        <w:t>point spreads (</w:t>
+        <w:t>Is there convincing evidence that point spreads (</w:t>
       </w:r>
       <w:r>
         <w:rPr>
@@ -569,35 +554,6 @@
           <w:color w:val="EE0000"/>
         </w:rPr>
         <w:t>Test for a difference in means (paired data)</w:t>
-      </w:r>
-    </w:p>
-    <w:p>
-      <w:pPr>
-        <w:spacing w:line="240" w:lineRule="auto"/>
-        <w:ind w:left="360"/>
-        <w:rPr>
-          <w:rFonts w:ascii="Times New Roman" w:hAnsi="Times New Roman" w:cs="Times New Roman"/>
-        </w:rPr>
-      </w:pPr>
-      <w:r>
-        <w:rPr>
-          <w:rFonts w:ascii="Times New Roman" w:hAnsi="Times New Roman" w:cs="Times New Roman"/>
-        </w:rPr>
-        <w:t xml:space="preserve">Do </w:t>
-      </w:r>
-      <w:proofErr w:type="gramStart"/>
-      <w:r>
-        <w:rPr>
-          <w:rFonts w:ascii="Times New Roman" w:hAnsi="Times New Roman" w:cs="Times New Roman"/>
-        </w:rPr>
-        <w:t>point</w:t>
-      </w:r>
-      <w:proofErr w:type="gramEnd"/>
-      <w:r>
-        <w:rPr>
-          <w:rFonts w:ascii="Times New Roman" w:hAnsi="Times New Roman" w:cs="Times New Roman"/>
-        </w:rPr>
-        <w:t xml:space="preserve"> spreads get more accurate as the season goes along?  Address this in two ways:</w:t>
       </w:r>
     </w:p>
     <w:p>
@@ -613,13 +569,51 @@
           <w:rFonts w:ascii="Times New Roman" w:hAnsi="Times New Roman" w:cs="Times New Roman"/>
         </w:rPr>
       </w:pPr>
-      <w:r>
-        <w:rPr>
-          <w:rFonts w:ascii="Times New Roman" w:hAnsi="Times New Roman" w:cs="Times New Roman"/>
-        </w:rPr>
-        <w:t>Is the proportion of games where the favored team wins higher during the second half of the season (weeks 10-18) than the first half of the season (weeks 1-9)?</w:t>
-      </w:r>
-    </w:p>
+      <w:bookmarkStart w:id="0" w:name="_Hlk204520782"/>
+      <w:r>
+        <w:rPr>
+          <w:rFonts w:ascii="Times New Roman" w:hAnsi="Times New Roman" w:cs="Times New Roman"/>
+        </w:rPr>
+        <w:t xml:space="preserve">What is the average absolute </w:t>
+      </w:r>
+      <w:r>
+        <w:rPr>
+          <w:rFonts w:ascii="Times New Roman" w:hAnsi="Times New Roman" w:cs="Times New Roman"/>
+        </w:rPr>
+        <w:t>value of the difference between the point spread (</w:t>
+      </w:r>
+      <w:r>
+        <w:rPr>
+          <w:rFonts w:ascii="Times New Roman" w:hAnsi="Times New Roman" w:cs="Times New Roman"/>
+          <w:i/>
+          <w:iCs/>
+        </w:rPr>
+        <w:t>Pts</w:t>
+      </w:r>
+      <w:r>
+        <w:rPr>
+          <w:rFonts w:ascii="Times New Roman" w:hAnsi="Times New Roman" w:cs="Times New Roman"/>
+        </w:rPr>
+        <w:t>) and the actual game margin (</w:t>
+      </w:r>
+      <w:proofErr w:type="spellStart"/>
+      <w:r>
+        <w:rPr>
+          <w:rFonts w:ascii="Times New Roman" w:hAnsi="Times New Roman" w:cs="Times New Roman"/>
+          <w:i/>
+          <w:iCs/>
+        </w:rPr>
+        <w:t>FavDiff</w:t>
+      </w:r>
+      <w:proofErr w:type="spellEnd"/>
+      <w:r>
+        <w:rPr>
+          <w:rFonts w:ascii="Times New Roman" w:hAnsi="Times New Roman" w:cs="Times New Roman"/>
+        </w:rPr>
+        <w:t>)?</w:t>
+      </w:r>
+    </w:p>
+    <w:bookmarkEnd w:id="0"/>
     <w:p>
       <w:pPr>
         <w:spacing w:line="240" w:lineRule="auto"/>
@@ -634,7 +628,36 @@
           <w:rFonts w:ascii="Times New Roman" w:hAnsi="Times New Roman" w:cs="Times New Roman"/>
           <w:color w:val="EE0000"/>
         </w:rPr>
-        <w:t>Test for a difference in proportions (two samples)</w:t>
+        <w:t>CI for a mean</w:t>
+      </w:r>
+    </w:p>
+    <w:p>
+      <w:pPr>
+        <w:spacing w:line="240" w:lineRule="auto"/>
+        <w:ind w:left="360"/>
+        <w:rPr>
+          <w:rFonts w:ascii="Times New Roman" w:hAnsi="Times New Roman" w:cs="Times New Roman"/>
+        </w:rPr>
+      </w:pPr>
+      <w:r>
+        <w:rPr>
+          <w:rFonts w:ascii="Times New Roman" w:hAnsi="Times New Roman" w:cs="Times New Roman"/>
+        </w:rPr>
+        <w:t xml:space="preserve">Do </w:t>
+      </w:r>
+      <w:proofErr w:type="gramStart"/>
+      <w:r>
+        <w:rPr>
+          <w:rFonts w:ascii="Times New Roman" w:hAnsi="Times New Roman" w:cs="Times New Roman"/>
+        </w:rPr>
+        <w:t>point</w:t>
+      </w:r>
+      <w:proofErr w:type="gramEnd"/>
+      <w:r>
+        <w:rPr>
+          <w:rFonts w:ascii="Times New Roman" w:hAnsi="Times New Roman" w:cs="Times New Roman"/>
+        </w:rPr>
+        <w:t xml:space="preserve"> spreads get more accurate as the season goes along?  Address this in two ways:</w:t>
       </w:r>
     </w:p>
     <w:p>
@@ -654,49 +677,7 @@
         <w:rPr>
           <w:rFonts w:ascii="Times New Roman" w:hAnsi="Times New Roman" w:cs="Times New Roman"/>
         </w:rPr>
-        <w:t>Is the point spread (</w:t>
-      </w:r>
-      <w:r>
-        <w:rPr>
-          <w:rFonts w:ascii="Times New Roman" w:hAnsi="Times New Roman" w:cs="Times New Roman"/>
-          <w:i/>
-          <w:iCs/>
-        </w:rPr>
-        <w:t>Pts</w:t>
-      </w:r>
-      <w:r>
-        <w:rPr>
-          <w:rFonts w:ascii="Times New Roman" w:hAnsi="Times New Roman" w:cs="Times New Roman"/>
-        </w:rPr>
-        <w:t xml:space="preserve">), on average closer to or farther from the actual margin </w:t>
-      </w:r>
-      <w:r>
-        <w:rPr>
-          <w:rFonts w:ascii="Times New Roman" w:hAnsi="Times New Roman" w:cs="Times New Roman"/>
-        </w:rPr>
-        <w:t>(</w:t>
-      </w:r>
-      <w:proofErr w:type="spellStart"/>
-      <w:r>
-        <w:rPr>
-          <w:rFonts w:ascii="Times New Roman" w:hAnsi="Times New Roman" w:cs="Times New Roman"/>
-          <w:i/>
-          <w:iCs/>
-        </w:rPr>
-        <w:t>FavDiff</w:t>
-      </w:r>
-      <w:proofErr w:type="spellEnd"/>
-      <w:r>
-        <w:rPr>
-          <w:rFonts w:ascii="Times New Roman" w:hAnsi="Times New Roman" w:cs="Times New Roman"/>
-        </w:rPr>
-        <w:t xml:space="preserve">) </w:t>
-      </w:r>
-      <w:r>
-        <w:rPr>
-          <w:rFonts w:ascii="Times New Roman" w:hAnsi="Times New Roman" w:cs="Times New Roman"/>
-        </w:rPr>
-        <w:t xml:space="preserve">in the second half of the season compared to the first half? </w:t>
+        <w:t>Is the proportion of games where the favored team wins higher during the second half of the season (weeks 10-18) than the first half of the season (weeks 1-9)?</w:t>
       </w:r>
     </w:p>
     <w:p>
@@ -713,7 +694,7 @@
           <w:rFonts w:ascii="Times New Roman" w:hAnsi="Times New Roman" w:cs="Times New Roman"/>
           <w:color w:val="EE0000"/>
         </w:rPr>
-        <w:t>Test for a difference in means (two samples – after finding differences)</w:t>
+        <w:t>Test for a difference in proportions (two samples)</w:t>
       </w:r>
     </w:p>
     <w:p>
@@ -733,7 +714,75 @@
         <w:rPr>
           <w:rFonts w:ascii="Times New Roman" w:hAnsi="Times New Roman" w:cs="Times New Roman"/>
         </w:rPr>
-        <w:t>Some fans say they avoid choosing a favorite when the spread is double digits (more than 10 points). Is the proportion of favorites who cover discernibly less than 0.50 when the spread is more than ten points?</w:t>
+        <w:t>Refer to the</w:t>
+      </w:r>
+      <w:r>
+        <w:rPr>
+          <w:rFonts w:ascii="Times New Roman" w:hAnsi="Times New Roman" w:cs="Times New Roman"/>
+        </w:rPr>
+        <w:t xml:space="preserve"> absolute value of the difference between the point spread (</w:t>
+      </w:r>
+      <w:r>
+        <w:rPr>
+          <w:rFonts w:ascii="Times New Roman" w:hAnsi="Times New Roman" w:cs="Times New Roman"/>
+          <w:i/>
+          <w:iCs/>
+        </w:rPr>
+        <w:t>Pts</w:t>
+      </w:r>
+      <w:r>
+        <w:rPr>
+          <w:rFonts w:ascii="Times New Roman" w:hAnsi="Times New Roman" w:cs="Times New Roman"/>
+        </w:rPr>
+        <w:t>) and the actual game margin (</w:t>
+      </w:r>
+      <w:proofErr w:type="spellStart"/>
+      <w:r>
+        <w:rPr>
+          <w:rFonts w:ascii="Times New Roman" w:hAnsi="Times New Roman" w:cs="Times New Roman"/>
+          <w:i/>
+          <w:iCs/>
+        </w:rPr>
+        <w:t>FavDiff</w:t>
+      </w:r>
+      <w:proofErr w:type="spellEnd"/>
+      <w:r>
+        <w:rPr>
+          <w:rFonts w:ascii="Times New Roman" w:hAnsi="Times New Roman" w:cs="Times New Roman"/>
+        </w:rPr>
+        <w:t xml:space="preserve">) </w:t>
+      </w:r>
+      <w:r>
+        <w:rPr>
+          <w:rFonts w:ascii="Times New Roman" w:hAnsi="Times New Roman" w:cs="Times New Roman"/>
+        </w:rPr>
+        <w:t>from question #</w:t>
+      </w:r>
+      <w:r>
+        <w:rPr>
+          <w:rFonts w:ascii="Times New Roman" w:hAnsi="Times New Roman" w:cs="Times New Roman"/>
+        </w:rPr>
+        <w:t>8</w:t>
+      </w:r>
+      <w:r>
+        <w:rPr>
+          <w:rFonts w:ascii="Times New Roman" w:hAnsi="Times New Roman" w:cs="Times New Roman"/>
+        </w:rPr>
+        <w:t xml:space="preserve">.  Is the average discrepancy smaller in the second half of the season </w:t>
+      </w:r>
+      <w:proofErr w:type="gramStart"/>
+      <w:r>
+        <w:rPr>
+          <w:rFonts w:ascii="Times New Roman" w:hAnsi="Times New Roman" w:cs="Times New Roman"/>
+        </w:rPr>
+        <w:t>than</w:t>
+      </w:r>
+      <w:proofErr w:type="gramEnd"/>
+      <w:r>
+        <w:rPr>
+          <w:rFonts w:ascii="Times New Roman" w:hAnsi="Times New Roman" w:cs="Times New Roman"/>
+        </w:rPr>
+        <w:t xml:space="preserve"> the first half? </w:t>
       </w:r>
     </w:p>
     <w:p>
@@ -750,8 +799,23 @@
           <w:rFonts w:ascii="Times New Roman" w:hAnsi="Times New Roman" w:cs="Times New Roman"/>
           <w:color w:val="EE0000"/>
         </w:rPr>
-        <w:lastRenderedPageBreak/>
-        <w:t>Test for a proportion (one sample)</w:t>
+        <w:t xml:space="preserve">Test for a difference in </w:t>
+      </w:r>
+      <w:proofErr w:type="gramStart"/>
+      <w:r>
+        <w:rPr>
+          <w:rFonts w:ascii="Times New Roman" w:hAnsi="Times New Roman" w:cs="Times New Roman"/>
+          <w:color w:val="EE0000"/>
+        </w:rPr>
+        <w:t>means</w:t>
+      </w:r>
+      <w:proofErr w:type="gramEnd"/>
+      <w:r>
+        <w:rPr>
+          <w:rFonts w:ascii="Times New Roman" w:hAnsi="Times New Roman" w:cs="Times New Roman"/>
+          <w:color w:val="EE0000"/>
+        </w:rPr>
+        <w:t xml:space="preserve"> (two samples)</w:t>
       </w:r>
     </w:p>
     <w:p>
@@ -767,21 +831,14 @@
           <w:rFonts w:ascii="Times New Roman" w:hAnsi="Times New Roman" w:cs="Times New Roman"/>
         </w:rPr>
       </w:pPr>
-      <w:bookmarkStart w:id="0" w:name="_Hlk204439107"/>
-      <w:r>
-        <w:rPr>
-          <w:rFonts w:ascii="Times New Roman" w:hAnsi="Times New Roman" w:cs="Times New Roman"/>
-        </w:rPr>
-        <w:t xml:space="preserve"> </w:t>
-      </w:r>
-      <w:r>
-        <w:rPr>
-          <w:rFonts w:ascii="Times New Roman" w:hAnsi="Times New Roman" w:cs="Times New Roman"/>
-        </w:rPr>
-        <w:t>How often is the away team favored to win the game?</w:t>
-      </w:r>
-    </w:p>
-    <w:bookmarkEnd w:id="0"/>
+      <w:r>
+        <w:rPr>
+          <w:rFonts w:ascii="Times New Roman" w:hAnsi="Times New Roman" w:cs="Times New Roman"/>
+        </w:rPr>
+        <w:lastRenderedPageBreak/>
+        <w:t>Some fans say they avoid choosing a favorite when the spread is double digits (more than 10 points). Is the proportion of favorites who cover discernibly less than 0.50 when the spread is more than ten points?</w:t>
+      </w:r>
+    </w:p>
     <w:p>
       <w:pPr>
         <w:spacing w:line="240" w:lineRule="auto"/>
@@ -796,14 +853,7 @@
           <w:rFonts w:ascii="Times New Roman" w:hAnsi="Times New Roman" w:cs="Times New Roman"/>
           <w:color w:val="EE0000"/>
         </w:rPr>
-        <w:t xml:space="preserve">CI </w:t>
-      </w:r>
-      <w:r>
-        <w:rPr>
-          <w:rFonts w:ascii="Times New Roman" w:hAnsi="Times New Roman" w:cs="Times New Roman"/>
-          <w:color w:val="EE0000"/>
-        </w:rPr>
-        <w:t>for a proportion (one sample)</w:t>
+        <w:t>Test for a proportion (one sample)</w:t>
       </w:r>
     </w:p>
     <w:p>
@@ -819,13 +869,21 @@
           <w:rFonts w:ascii="Times New Roman" w:hAnsi="Times New Roman" w:cs="Times New Roman"/>
         </w:rPr>
       </w:pPr>
-      <w:r>
-        <w:rPr>
-          <w:rFonts w:ascii="Times New Roman" w:hAnsi="Times New Roman" w:cs="Times New Roman"/>
-        </w:rPr>
-        <w:t>What is the average number of points scored by the winning team in NFL games?</w:t>
-      </w:r>
-    </w:p>
+      <w:bookmarkStart w:id="1" w:name="_Hlk204439107"/>
+      <w:r>
+        <w:rPr>
+          <w:rFonts w:ascii="Times New Roman" w:hAnsi="Times New Roman" w:cs="Times New Roman"/>
+        </w:rPr>
+        <w:t xml:space="preserve"> </w:t>
+      </w:r>
+      <w:r>
+        <w:rPr>
+          <w:rFonts w:ascii="Times New Roman" w:hAnsi="Times New Roman" w:cs="Times New Roman"/>
+        </w:rPr>
+        <w:t>How often is the away team favored to win the game?</w:t>
+      </w:r>
+    </w:p>
+    <w:bookmarkEnd w:id="1"/>
     <w:p>
       <w:pPr>
         <w:spacing w:line="240" w:lineRule="auto"/>
@@ -840,7 +898,14 @@
           <w:rFonts w:ascii="Times New Roman" w:hAnsi="Times New Roman" w:cs="Times New Roman"/>
           <w:color w:val="EE0000"/>
         </w:rPr>
-        <w:t>CI for a mean (one sample)</w:t>
+        <w:t xml:space="preserve">CI </w:t>
+      </w:r>
+      <w:r>
+        <w:rPr>
+          <w:rFonts w:ascii="Times New Roman" w:hAnsi="Times New Roman" w:cs="Times New Roman"/>
+          <w:color w:val="EE0000"/>
+        </w:rPr>
+        <w:t>for a proportion (one sample)</w:t>
       </w:r>
     </w:p>
     <w:p>
@@ -856,15 +921,13 @@
           <w:rFonts w:ascii="Times New Roman" w:hAnsi="Times New Roman" w:cs="Times New Roman"/>
         </w:rPr>
       </w:pPr>
-      <w:bookmarkStart w:id="1" w:name="_Hlk204439481"/>
-      <w:r>
-        <w:rPr>
-          <w:rFonts w:ascii="Times New Roman" w:hAnsi="Times New Roman" w:cs="Times New Roman"/>
-        </w:rPr>
-        <w:t xml:space="preserve">The weather is often more of a factor later in the season.  How much does the mean number of points scored (both teams combined) compare between the first half of the season (weeks 1-9) and the second half (weeks 10-18)? </w:t>
-      </w:r>
-    </w:p>
-    <w:bookmarkEnd w:id="1"/>
+      <w:r>
+        <w:rPr>
+          <w:rFonts w:ascii="Times New Roman" w:hAnsi="Times New Roman" w:cs="Times New Roman"/>
+        </w:rPr>
+        <w:t>Is the mean number of points scored by the favored team higher in 2024 than in 2024?</w:t>
+      </w:r>
+    </w:p>
     <w:p>
       <w:pPr>
         <w:spacing w:line="240" w:lineRule="auto"/>
@@ -879,35 +942,23 @@
           <w:rFonts w:ascii="Times New Roman" w:hAnsi="Times New Roman" w:cs="Times New Roman"/>
           <w:color w:val="EE0000"/>
         </w:rPr>
-        <w:t xml:space="preserve">CI for a </w:t>
-      </w:r>
-      <w:r>
-        <w:rPr>
-          <w:rFonts w:ascii="Times New Roman" w:hAnsi="Times New Roman" w:cs="Times New Roman"/>
-          <w:color w:val="EE0000"/>
-        </w:rPr>
-        <w:t xml:space="preserve">difference in means </w:t>
-      </w:r>
-      <w:r>
-        <w:rPr>
-          <w:rFonts w:ascii="Times New Roman" w:hAnsi="Times New Roman" w:cs="Times New Roman"/>
-          <w:color w:val="EE0000"/>
-        </w:rPr>
-        <w:t>(</w:t>
-      </w:r>
-      <w:r>
-        <w:rPr>
-          <w:rFonts w:ascii="Times New Roman" w:hAnsi="Times New Roman" w:cs="Times New Roman"/>
-          <w:color w:val="EE0000"/>
-        </w:rPr>
-        <w:t>two samples</w:t>
-      </w:r>
-      <w:r>
-        <w:rPr>
-          <w:rFonts w:ascii="Times New Roman" w:hAnsi="Times New Roman" w:cs="Times New Roman"/>
-          <w:color w:val="EE0000"/>
-        </w:rPr>
-        <w:t>)</w:t>
+        <w:t xml:space="preserve">No statistical inference needed.  We know the </w:t>
+      </w:r>
+      <w:proofErr w:type="gramStart"/>
+      <w:r>
+        <w:rPr>
+          <w:rFonts w:ascii="Times New Roman" w:hAnsi="Times New Roman" w:cs="Times New Roman"/>
+          <w:color w:val="EE0000"/>
+        </w:rPr>
+        <w:t>means</w:t>
+      </w:r>
+      <w:proofErr w:type="gramEnd"/>
+      <w:r>
+        <w:rPr>
+          <w:rFonts w:ascii="Times New Roman" w:hAnsi="Times New Roman" w:cs="Times New Roman"/>
+          <w:color w:val="EE0000"/>
+        </w:rPr>
+        <w:t xml:space="preserve"> in 2023 and 2024 exactly!</w:t>
       </w:r>
     </w:p>
     <w:p>
@@ -923,15 +974,13 @@
           <w:rFonts w:ascii="Times New Roman" w:hAnsi="Times New Roman" w:cs="Times New Roman"/>
         </w:rPr>
       </w:pPr>
-      <w:bookmarkStart w:id="2" w:name="_Hlk204439734"/>
-      <w:r>
-        <w:rPr>
-          <w:rFonts w:ascii="Times New Roman" w:hAnsi="Times New Roman" w:cs="Times New Roman"/>
-        </w:rPr>
-        <w:t>The most common scoring events in football are a field goal (3 points) and a touchdown with an extra point (7 points).  What proportion of point spreads are within ½ point of either 3 or 7 (i.e., 2.5, 3.5, 6.5, or 7.5)?</w:t>
-      </w:r>
-    </w:p>
-    <w:bookmarkEnd w:id="2"/>
+      <w:r>
+        <w:rPr>
+          <w:rFonts w:ascii="Times New Roman" w:hAnsi="Times New Roman" w:cs="Times New Roman"/>
+        </w:rPr>
+        <w:t>What is the average number of points scored by the winning team in NFL games?</w:t>
+      </w:r>
+    </w:p>
     <w:p>
       <w:pPr>
         <w:spacing w:line="240" w:lineRule="auto"/>
@@ -946,35 +995,7 @@
           <w:rFonts w:ascii="Times New Roman" w:hAnsi="Times New Roman" w:cs="Times New Roman"/>
           <w:color w:val="EE0000"/>
         </w:rPr>
-        <w:t xml:space="preserve">CI for a </w:t>
-      </w:r>
-      <w:r>
-        <w:rPr>
-          <w:rFonts w:ascii="Times New Roman" w:hAnsi="Times New Roman" w:cs="Times New Roman"/>
-          <w:color w:val="EE0000"/>
-        </w:rPr>
-        <w:t xml:space="preserve">proportion </w:t>
-      </w:r>
-      <w:r>
-        <w:rPr>
-          <w:rFonts w:ascii="Times New Roman" w:hAnsi="Times New Roman" w:cs="Times New Roman"/>
-          <w:color w:val="EE0000"/>
-        </w:rPr>
-        <w:t>(</w:t>
-      </w:r>
-      <w:r>
-        <w:rPr>
-          <w:rFonts w:ascii="Times New Roman" w:hAnsi="Times New Roman" w:cs="Times New Roman"/>
-          <w:color w:val="EE0000"/>
-        </w:rPr>
-        <w:t>one sample</w:t>
-      </w:r>
-      <w:r>
-        <w:rPr>
-          <w:rFonts w:ascii="Times New Roman" w:hAnsi="Times New Roman" w:cs="Times New Roman"/>
-          <w:color w:val="EE0000"/>
-        </w:rPr>
-        <w:t>)</w:t>
+        <w:t>CI for a mean (one sample)</w:t>
       </w:r>
     </w:p>
     <w:p>
@@ -990,39 +1011,15 @@
           <w:rFonts w:ascii="Times New Roman" w:hAnsi="Times New Roman" w:cs="Times New Roman"/>
         </w:rPr>
       </w:pPr>
-      <w:bookmarkStart w:id="3" w:name="_Hlk204440275"/>
-      <w:r>
-        <w:rPr>
-          <w:rFonts w:ascii="Times New Roman" w:hAnsi="Times New Roman" w:cs="Times New Roman"/>
-        </w:rPr>
-        <w:t xml:space="preserve">How much more (or less) often do favorites cover the spread when playing at home vs. </w:t>
-      </w:r>
-      <w:r>
-        <w:rPr>
-          <w:rFonts w:ascii="Times New Roman" w:hAnsi="Times New Roman" w:cs="Times New Roman"/>
-        </w:rPr>
-        <w:t xml:space="preserve">favorites </w:t>
-      </w:r>
-      <w:r>
-        <w:rPr>
-          <w:rFonts w:ascii="Times New Roman" w:hAnsi="Times New Roman" w:cs="Times New Roman"/>
-        </w:rPr>
-        <w:t>o</w:t>
-      </w:r>
-      <w:r>
-        <w:rPr>
-          <w:rFonts w:ascii="Times New Roman" w:hAnsi="Times New Roman" w:cs="Times New Roman"/>
-        </w:rPr>
-        <w:t xml:space="preserve">n </w:t>
-      </w:r>
-      <w:r>
-        <w:rPr>
-          <w:rFonts w:ascii="Times New Roman" w:hAnsi="Times New Roman" w:cs="Times New Roman"/>
-        </w:rPr>
-        <w:t>the road?</w:t>
-      </w:r>
-    </w:p>
-    <w:bookmarkEnd w:id="3"/>
+      <w:bookmarkStart w:id="2" w:name="_Hlk204439481"/>
+      <w:r>
+        <w:rPr>
+          <w:rFonts w:ascii="Times New Roman" w:hAnsi="Times New Roman" w:cs="Times New Roman"/>
+        </w:rPr>
+        <w:t xml:space="preserve">The weather is often more of a factor later in the season.  How much does the mean number of points scored (both teams combined) compare between the first half of the season (weeks 1-9) and the second half (weeks 10-18)? </w:t>
+      </w:r>
+    </w:p>
+    <w:bookmarkEnd w:id="2"/>
     <w:p>
       <w:pPr>
         <w:spacing w:line="240" w:lineRule="auto"/>
@@ -1044,7 +1041,7 @@
           <w:rFonts w:ascii="Times New Roman" w:hAnsi="Times New Roman" w:cs="Times New Roman"/>
           <w:color w:val="EE0000"/>
         </w:rPr>
-        <w:t xml:space="preserve">difference in proportions </w:t>
+        <w:t xml:space="preserve">difference in means </w:t>
       </w:r>
       <w:r>
         <w:rPr>
@@ -1066,20 +1063,6 @@
           <w:color w:val="EE0000"/>
         </w:rPr>
         <w:t>)</w:t>
-      </w:r>
-    </w:p>
-    <w:p>
-      <w:pPr>
-        <w:rPr>
-          <w:rFonts w:ascii="Times New Roman" w:hAnsi="Times New Roman" w:cs="Times New Roman"/>
-        </w:rPr>
-      </w:pPr>
-      <w:bookmarkStart w:id="4" w:name="_Hlk204440883"/>
-      <w:r>
-        <w:rPr>
-          <w:rFonts w:ascii="Times New Roman" w:hAnsi="Times New Roman" w:cs="Times New Roman"/>
-        </w:rPr>
-        <w:t>Is there a home field advantage?   Address this in three ways:</w:t>
       </w:r>
     </w:p>
     <w:p>
@@ -1095,14 +1078,15 @@
           <w:rFonts w:ascii="Times New Roman" w:hAnsi="Times New Roman" w:cs="Times New Roman"/>
         </w:rPr>
       </w:pPr>
-      <w:r>
-        <w:rPr>
-          <w:rFonts w:ascii="Times New Roman" w:hAnsi="Times New Roman" w:cs="Times New Roman"/>
-        </w:rPr>
-        <w:t>Compare the mean points scored by home teams to the mean points scored by away teams.</w:t>
-      </w:r>
-    </w:p>
-    <w:bookmarkEnd w:id="4"/>
+      <w:bookmarkStart w:id="3" w:name="_Hlk204439734"/>
+      <w:r>
+        <w:rPr>
+          <w:rFonts w:ascii="Times New Roman" w:hAnsi="Times New Roman" w:cs="Times New Roman"/>
+        </w:rPr>
+        <w:t>The most common scoring events in football are a field goal (3 points) and a touchdown with an extra point (7 points).  What proportion of point spreads are within ½ point of either 3 or 7 (i.e., 2.5, 3.5, 6.5, or 7.5)?</w:t>
+      </w:r>
+    </w:p>
+    <w:bookmarkEnd w:id="3"/>
     <w:p>
       <w:pPr>
         <w:spacing w:line="240" w:lineRule="auto"/>
@@ -1117,70 +1101,29 @@
           <w:rFonts w:ascii="Times New Roman" w:hAnsi="Times New Roman" w:cs="Times New Roman"/>
           <w:color w:val="EE0000"/>
         </w:rPr>
-        <w:t xml:space="preserve">Test for a difference in means (paired data using </w:t>
-      </w:r>
-      <w:proofErr w:type="spellStart"/>
-      <w:r>
-        <w:rPr>
-          <w:rFonts w:ascii="Times New Roman" w:hAnsi="Times New Roman" w:cs="Times New Roman"/>
-          <w:i/>
-          <w:iCs/>
-          <w:color w:val="EE0000"/>
-        </w:rPr>
-        <w:t>HomeScore</w:t>
-      </w:r>
-      <w:proofErr w:type="spellEnd"/>
-      <w:r>
-        <w:rPr>
-          <w:rFonts w:ascii="Times New Roman" w:hAnsi="Times New Roman" w:cs="Times New Roman"/>
-          <w:color w:val="EE0000"/>
-        </w:rPr>
-        <w:t xml:space="preserve"> and </w:t>
-      </w:r>
-      <w:r>
-        <w:rPr>
-          <w:rFonts w:ascii="Times New Roman" w:hAnsi="Times New Roman" w:cs="Times New Roman"/>
-          <w:i/>
-          <w:iCs/>
-          <w:color w:val="EE0000"/>
-        </w:rPr>
-        <w:t>Away Score</w:t>
-      </w:r>
-      <w:r>
-        <w:rPr>
-          <w:rFonts w:ascii="Times New Roman" w:hAnsi="Times New Roman" w:cs="Times New Roman"/>
-          <w:color w:val="EE0000"/>
-        </w:rPr>
-        <w:t xml:space="preserve">) or </w:t>
-      </w:r>
-    </w:p>
-    <w:p>
-      <w:pPr>
-        <w:spacing w:line="240" w:lineRule="auto"/>
-        <w:ind w:left="1080"/>
-        <w:rPr>
-          <w:rFonts w:ascii="Times New Roman" w:hAnsi="Times New Roman" w:cs="Times New Roman"/>
-          <w:color w:val="EE0000"/>
-        </w:rPr>
-      </w:pPr>
-      <w:r>
-        <w:rPr>
-          <w:rFonts w:ascii="Times New Roman" w:hAnsi="Times New Roman" w:cs="Times New Roman"/>
-          <w:color w:val="EE0000"/>
-        </w:rPr>
-        <w:t xml:space="preserve">Test for a single mean (using </w:t>
-      </w:r>
-      <w:proofErr w:type="spellStart"/>
-      <w:r>
-        <w:rPr>
-          <w:rFonts w:ascii="Times New Roman" w:hAnsi="Times New Roman" w:cs="Times New Roman"/>
-          <w:i/>
-          <w:iCs/>
-          <w:color w:val="EE0000"/>
-        </w:rPr>
-        <w:t>HomeDiff</w:t>
-      </w:r>
-      <w:proofErr w:type="spellEnd"/>
+        <w:t xml:space="preserve">CI for a </w:t>
+      </w:r>
+      <w:r>
+        <w:rPr>
+          <w:rFonts w:ascii="Times New Roman" w:hAnsi="Times New Roman" w:cs="Times New Roman"/>
+          <w:color w:val="EE0000"/>
+        </w:rPr>
+        <w:t xml:space="preserve">proportion </w:t>
+      </w:r>
+      <w:r>
+        <w:rPr>
+          <w:rFonts w:ascii="Times New Roman" w:hAnsi="Times New Roman" w:cs="Times New Roman"/>
+          <w:color w:val="EE0000"/>
+        </w:rPr>
+        <w:t>(</w:t>
+      </w:r>
+      <w:r>
+        <w:rPr>
+          <w:rFonts w:ascii="Times New Roman" w:hAnsi="Times New Roman" w:cs="Times New Roman"/>
+          <w:color w:val="EE0000"/>
+        </w:rPr>
+        <w:t>one sample</w:t>
+      </w:r>
       <w:r>
         <w:rPr>
           <w:rFonts w:ascii="Times New Roman" w:hAnsi="Times New Roman" w:cs="Times New Roman"/>
@@ -1202,15 +1145,39 @@
           <w:rFonts w:ascii="Times New Roman" w:hAnsi="Times New Roman" w:cs="Times New Roman"/>
         </w:rPr>
       </w:pPr>
-      <w:bookmarkStart w:id="5" w:name="_Hlk204440909"/>
-      <w:r>
-        <w:rPr>
-          <w:rFonts w:ascii="Times New Roman" w:hAnsi="Times New Roman" w:cs="Times New Roman"/>
-        </w:rPr>
-        <w:t>Use the proportion of times the home team covers the spread.</w:t>
-      </w:r>
-    </w:p>
-    <w:bookmarkEnd w:id="5"/>
+      <w:bookmarkStart w:id="4" w:name="_Hlk204440275"/>
+      <w:r>
+        <w:rPr>
+          <w:rFonts w:ascii="Times New Roman" w:hAnsi="Times New Roman" w:cs="Times New Roman"/>
+        </w:rPr>
+        <w:t xml:space="preserve">How much more (or less) often do favorites cover the spread when playing at home vs. </w:t>
+      </w:r>
+      <w:r>
+        <w:rPr>
+          <w:rFonts w:ascii="Times New Roman" w:hAnsi="Times New Roman" w:cs="Times New Roman"/>
+        </w:rPr>
+        <w:t xml:space="preserve">favorites </w:t>
+      </w:r>
+      <w:r>
+        <w:rPr>
+          <w:rFonts w:ascii="Times New Roman" w:hAnsi="Times New Roman" w:cs="Times New Roman"/>
+        </w:rPr>
+        <w:t>o</w:t>
+      </w:r>
+      <w:r>
+        <w:rPr>
+          <w:rFonts w:ascii="Times New Roman" w:hAnsi="Times New Roman" w:cs="Times New Roman"/>
+        </w:rPr>
+        <w:t xml:space="preserve">n </w:t>
+      </w:r>
+      <w:r>
+        <w:rPr>
+          <w:rFonts w:ascii="Times New Roman" w:hAnsi="Times New Roman" w:cs="Times New Roman"/>
+        </w:rPr>
+        <w:t>the road?</w:t>
+      </w:r>
+    </w:p>
+    <w:bookmarkEnd w:id="4"/>
     <w:p>
       <w:pPr>
         <w:spacing w:line="240" w:lineRule="auto"/>
@@ -1225,7 +1192,35 @@
           <w:rFonts w:ascii="Times New Roman" w:hAnsi="Times New Roman" w:cs="Times New Roman"/>
           <w:color w:val="EE0000"/>
         </w:rPr>
-        <w:t>Test for a proportion (one sample)</w:t>
+        <w:t xml:space="preserve">CI for a </w:t>
+      </w:r>
+      <w:r>
+        <w:rPr>
+          <w:rFonts w:ascii="Times New Roman" w:hAnsi="Times New Roman" w:cs="Times New Roman"/>
+          <w:color w:val="EE0000"/>
+        </w:rPr>
+        <w:t xml:space="preserve">difference in proportions </w:t>
+      </w:r>
+      <w:r>
+        <w:rPr>
+          <w:rFonts w:ascii="Times New Roman" w:hAnsi="Times New Roman" w:cs="Times New Roman"/>
+          <w:color w:val="EE0000"/>
+        </w:rPr>
+        <w:t>(</w:t>
+      </w:r>
+      <w:r>
+        <w:rPr>
+          <w:rFonts w:ascii="Times New Roman" w:hAnsi="Times New Roman" w:cs="Times New Roman"/>
+          <w:color w:val="EE0000"/>
+        </w:rPr>
+        <w:t>two samples</w:t>
+      </w:r>
+      <w:r>
+        <w:rPr>
+          <w:rFonts w:ascii="Times New Roman" w:hAnsi="Times New Roman" w:cs="Times New Roman"/>
+          <w:color w:val="EE0000"/>
+        </w:rPr>
+        <w:t>)</w:t>
       </w:r>
     </w:p>
     <w:p>
@@ -1241,21 +1236,14 @@
           <w:rFonts w:ascii="Times New Roman" w:hAnsi="Times New Roman" w:cs="Times New Roman"/>
         </w:rPr>
       </w:pPr>
-      <w:bookmarkStart w:id="6" w:name="_Hlk204440915"/>
-      <w:r>
-        <w:rPr>
-          <w:rFonts w:ascii="Times New Roman" w:hAnsi="Times New Roman" w:cs="Times New Roman"/>
-        </w:rPr>
-        <w:t>Use how often the home team wins the game outright</w:t>
-      </w:r>
-      <w:r>
-        <w:rPr>
-          <w:rFonts w:ascii="Times New Roman" w:hAnsi="Times New Roman" w:cs="Times New Roman"/>
-        </w:rPr>
-        <w:t>.</w:t>
-      </w:r>
-    </w:p>
-    <w:bookmarkEnd w:id="6"/>
+      <w:bookmarkStart w:id="5" w:name="_Hlk204440883"/>
+      <w:r>
+        <w:rPr>
+          <w:rFonts w:ascii="Times New Roman" w:hAnsi="Times New Roman" w:cs="Times New Roman"/>
+        </w:rPr>
+        <w:t xml:space="preserve">How often does the favorite win the game, but fail to cover the point spread? </w:t>
+      </w:r>
+    </w:p>
     <w:p>
       <w:pPr>
         <w:spacing w:line="240" w:lineRule="auto"/>
@@ -1270,14 +1258,20 @@
           <w:rFonts w:ascii="Times New Roman" w:hAnsi="Times New Roman" w:cs="Times New Roman"/>
           <w:color w:val="EE0000"/>
         </w:rPr>
-        <w:t>Test for a proportion (one sample</w:t>
-      </w:r>
-      <w:r>
-        <w:rPr>
-          <w:rFonts w:ascii="Times New Roman" w:hAnsi="Times New Roman" w:cs="Times New Roman"/>
-          <w:color w:val="EE0000"/>
-        </w:rPr>
-        <w:t>)</w:t>
+        <w:t>CI for a proportion (one sample)</w:t>
+      </w:r>
+    </w:p>
+    <w:p>
+      <w:pPr>
+        <w:rPr>
+          <w:rFonts w:ascii="Times New Roman" w:hAnsi="Times New Roman" w:cs="Times New Roman"/>
+        </w:rPr>
+      </w:pPr>
+      <w:r>
+        <w:rPr>
+          <w:rFonts w:ascii="Times New Roman" w:hAnsi="Times New Roman" w:cs="Times New Roman"/>
+        </w:rPr>
+        <w:t>Is there a home field advantage?   Address this in three ways:</w:t>
       </w:r>
     </w:p>
     <w:p>
@@ -1297,21 +1291,10 @@
         <w:rPr>
           <w:rFonts w:ascii="Times New Roman" w:hAnsi="Times New Roman" w:cs="Times New Roman"/>
         </w:rPr>
-        <w:t>Ho</w:t>
-      </w:r>
-      <w:r>
-        <w:rPr>
-          <w:rFonts w:ascii="Times New Roman" w:hAnsi="Times New Roman" w:cs="Times New Roman"/>
-        </w:rPr>
-        <w:t>w</w:t>
-      </w:r>
-      <w:r>
-        <w:rPr>
-          <w:rFonts w:ascii="Times New Roman" w:hAnsi="Times New Roman" w:cs="Times New Roman"/>
-        </w:rPr>
-        <w:t xml:space="preserve"> often does the favorite win the game, but fail to cover the point spread? </w:t>
-      </w:r>
-    </w:p>
+        <w:t>Compare the mean points scored by home teams to the mean points scored by away teams.</w:t>
+      </w:r>
+    </w:p>
+    <w:bookmarkEnd w:id="5"/>
     <w:p>
       <w:pPr>
         <w:spacing w:line="240" w:lineRule="auto"/>
@@ -1326,15 +1309,70 @@
           <w:rFonts w:ascii="Times New Roman" w:hAnsi="Times New Roman" w:cs="Times New Roman"/>
           <w:color w:val="EE0000"/>
         </w:rPr>
-        <w:t>CI</w:t>
-      </w:r>
-      <w:r>
-        <w:rPr>
-          <w:rFonts w:ascii="Times New Roman" w:hAnsi="Times New Roman" w:cs="Times New Roman"/>
-          <w:color w:val="EE0000"/>
-        </w:rPr>
-        <w:t xml:space="preserve"> for a proportion (one sample</w:t>
-      </w:r>
+        <w:t xml:space="preserve">Test for a difference in means (paired data using </w:t>
+      </w:r>
+      <w:proofErr w:type="spellStart"/>
+      <w:r>
+        <w:rPr>
+          <w:rFonts w:ascii="Times New Roman" w:hAnsi="Times New Roman" w:cs="Times New Roman"/>
+          <w:i/>
+          <w:iCs/>
+          <w:color w:val="EE0000"/>
+        </w:rPr>
+        <w:t>HomeScore</w:t>
+      </w:r>
+      <w:proofErr w:type="spellEnd"/>
+      <w:r>
+        <w:rPr>
+          <w:rFonts w:ascii="Times New Roman" w:hAnsi="Times New Roman" w:cs="Times New Roman"/>
+          <w:color w:val="EE0000"/>
+        </w:rPr>
+        <w:t xml:space="preserve"> and </w:t>
+      </w:r>
+      <w:r>
+        <w:rPr>
+          <w:rFonts w:ascii="Times New Roman" w:hAnsi="Times New Roman" w:cs="Times New Roman"/>
+          <w:i/>
+          <w:iCs/>
+          <w:color w:val="EE0000"/>
+        </w:rPr>
+        <w:t>Away Score</w:t>
+      </w:r>
+      <w:r>
+        <w:rPr>
+          <w:rFonts w:ascii="Times New Roman" w:hAnsi="Times New Roman" w:cs="Times New Roman"/>
+          <w:color w:val="EE0000"/>
+        </w:rPr>
+        <w:t xml:space="preserve">) or </w:t>
+      </w:r>
+    </w:p>
+    <w:p>
+      <w:pPr>
+        <w:spacing w:line="240" w:lineRule="auto"/>
+        <w:ind w:left="1080"/>
+        <w:rPr>
+          <w:rFonts w:ascii="Times New Roman" w:hAnsi="Times New Roman" w:cs="Times New Roman"/>
+          <w:color w:val="EE0000"/>
+        </w:rPr>
+      </w:pPr>
+      <w:r>
+        <w:rPr>
+          <w:rFonts w:ascii="Times New Roman" w:hAnsi="Times New Roman" w:cs="Times New Roman"/>
+          <w:color w:val="EE0000"/>
+        </w:rPr>
+        <w:t xml:space="preserve">Test for a single mean (using </w:t>
+      </w:r>
+      <w:proofErr w:type="spellStart"/>
+      <w:r>
+        <w:rPr>
+          <w:rFonts w:ascii="Times New Roman" w:hAnsi="Times New Roman" w:cs="Times New Roman"/>
+          <w:i/>
+          <w:iCs/>
+          <w:color w:val="EE0000"/>
+        </w:rPr>
+        <w:t>HomeDiff</w:t>
+      </w:r>
+      <w:proofErr w:type="spellEnd"/>
       <w:r>
         <w:rPr>
           <w:rFonts w:ascii="Times New Roman" w:hAnsi="Times New Roman" w:cs="Times New Roman"/>
@@ -1345,904 +1383,92 @@
     </w:p>
     <w:p>
       <w:pPr>
-        <w:spacing w:line="240" w:lineRule="auto"/>
-        <w:rPr>
-          <w:rFonts w:ascii="Times New Roman" w:hAnsi="Times New Roman" w:cs="Times New Roman"/>
-        </w:rPr>
-      </w:pPr>
-      <w:r>
-        <w:rPr>
-          <w:rFonts w:ascii="Times New Roman" w:hAnsi="Times New Roman" w:cs="Times New Roman"/>
-        </w:rPr>
-        <w:br w:type="page"/>
-      </w:r>
-    </w:p>
-    <w:p>
-      <w:pPr>
         <w:pStyle w:val="ListParagraph"/>
+        <w:numPr>
+          <w:ilvl w:val="0"/>
+          <w:numId w:val="2"/>
+        </w:numPr>
         <w:spacing w:line="240" w:lineRule="auto"/>
         <w:contextualSpacing w:val="0"/>
         <w:rPr>
           <w:rFonts w:ascii="Times New Roman" w:hAnsi="Times New Roman" w:cs="Times New Roman"/>
         </w:rPr>
       </w:pPr>
-    </w:p>
-    <w:tbl>
-      <w:tblPr>
-        <w:tblStyle w:val="TableGrid"/>
-        <w:tblW w:w="0" w:type="auto"/>
-        <w:tblLook w:val="04A0" w:firstRow="1" w:lastRow="0" w:firstColumn="1" w:lastColumn="0" w:noHBand="0" w:noVBand="1"/>
-      </w:tblPr>
-      <w:tblGrid>
-        <w:gridCol w:w="2096"/>
-        <w:gridCol w:w="6921"/>
-      </w:tblGrid>
-      <w:tr>
-        <w:tc>
-          <w:tcPr>
-            <w:tcW w:w="0" w:type="auto"/>
-            <w:hideMark/>
-          </w:tcPr>
-          <w:p>
-            <w:pPr>
-              <w:pStyle w:val="ListParagraph"/>
-              <w:rPr>
-                <w:rFonts w:ascii="Times New Roman" w:hAnsi="Times New Roman" w:cs="Times New Roman"/>
-                <w:b/>
-                <w:bCs/>
-              </w:rPr>
-            </w:pPr>
-            <w:r>
-              <w:rPr>
-                <w:rFonts w:ascii="Times New Roman" w:hAnsi="Times New Roman" w:cs="Times New Roman"/>
-                <w:b/>
-                <w:bCs/>
-              </w:rPr>
-              <w:t>Variable</w:t>
-            </w:r>
-          </w:p>
-        </w:tc>
-        <w:tc>
-          <w:tcPr>
-            <w:tcW w:w="0" w:type="auto"/>
-            <w:hideMark/>
-          </w:tcPr>
-          <w:p>
-            <w:pPr>
-              <w:pStyle w:val="ListParagraph"/>
-              <w:rPr>
-                <w:rFonts w:ascii="Times New Roman" w:hAnsi="Times New Roman" w:cs="Times New Roman"/>
-                <w:b/>
-                <w:bCs/>
-              </w:rPr>
-            </w:pPr>
-            <w:r>
-              <w:rPr>
-                <w:rFonts w:ascii="Times New Roman" w:hAnsi="Times New Roman" w:cs="Times New Roman"/>
-                <w:b/>
-                <w:bCs/>
-              </w:rPr>
-              <w:t>Description</w:t>
-            </w:r>
-          </w:p>
-        </w:tc>
-      </w:tr>
-      <w:tr>
-        <w:tc>
-          <w:tcPr>
-            <w:tcW w:w="0" w:type="auto"/>
-            <w:hideMark/>
-          </w:tcPr>
-          <w:p>
-            <w:pPr>
-              <w:pStyle w:val="ListParagraph"/>
-              <w:rPr>
-                <w:rFonts w:ascii="Times New Roman" w:hAnsi="Times New Roman" w:cs="Times New Roman"/>
-                <w:i/>
-                <w:iCs/>
-              </w:rPr>
-            </w:pPr>
-            <w:proofErr w:type="spellStart"/>
-            <w:r>
-              <w:rPr>
-                <w:rFonts w:ascii="Times New Roman" w:hAnsi="Times New Roman" w:cs="Times New Roman"/>
-                <w:i/>
-                <w:iCs/>
-              </w:rPr>
-              <w:t>FavScore</w:t>
-            </w:r>
-            <w:proofErr w:type="spellEnd"/>
-          </w:p>
-        </w:tc>
-        <w:tc>
-          <w:tcPr>
-            <w:tcW w:w="0" w:type="auto"/>
-            <w:hideMark/>
-          </w:tcPr>
-          <w:p>
-            <w:pPr>
-              <w:pStyle w:val="ListParagraph"/>
-              <w:rPr>
-                <w:rFonts w:ascii="Times New Roman" w:hAnsi="Times New Roman" w:cs="Times New Roman"/>
-              </w:rPr>
-            </w:pPr>
-            <w:r>
-              <w:rPr>
-                <w:rFonts w:ascii="Times New Roman" w:hAnsi="Times New Roman" w:cs="Times New Roman"/>
-              </w:rPr>
-              <w:t>Points scored for the favored team</w:t>
-            </w:r>
-          </w:p>
-        </w:tc>
-      </w:tr>
-      <w:tr>
-        <w:tc>
-          <w:tcPr>
-            <w:tcW w:w="0" w:type="auto"/>
-            <w:hideMark/>
-          </w:tcPr>
-          <w:p>
-            <w:pPr>
-              <w:pStyle w:val="ListParagraph"/>
-              <w:rPr>
-                <w:rFonts w:ascii="Times New Roman" w:hAnsi="Times New Roman" w:cs="Times New Roman"/>
-                <w:i/>
-                <w:iCs/>
-              </w:rPr>
-            </w:pPr>
-            <w:r>
-              <w:rPr>
-                <w:rFonts w:ascii="Times New Roman" w:hAnsi="Times New Roman" w:cs="Times New Roman"/>
-                <w:i/>
-                <w:iCs/>
-              </w:rPr>
-              <w:t>Favorite</w:t>
-            </w:r>
-          </w:p>
-        </w:tc>
-        <w:tc>
-          <w:tcPr>
-            <w:tcW w:w="0" w:type="auto"/>
-            <w:hideMark/>
-          </w:tcPr>
-          <w:p>
-            <w:pPr>
-              <w:pStyle w:val="ListParagraph"/>
-              <w:rPr>
-                <w:rFonts w:ascii="Times New Roman" w:hAnsi="Times New Roman" w:cs="Times New Roman"/>
-              </w:rPr>
-            </w:pPr>
-            <w:r>
-              <w:rPr>
-                <w:rFonts w:ascii="Times New Roman" w:hAnsi="Times New Roman" w:cs="Times New Roman"/>
-              </w:rPr>
-              <w:t>Team name for the favored team</w:t>
-            </w:r>
-          </w:p>
-        </w:tc>
-      </w:tr>
-      <w:tr>
-        <w:tc>
-          <w:tcPr>
-            <w:tcW w:w="0" w:type="auto"/>
-            <w:hideMark/>
-          </w:tcPr>
-          <w:p>
-            <w:pPr>
-              <w:pStyle w:val="ListParagraph"/>
-              <w:rPr>
-                <w:rFonts w:ascii="Times New Roman" w:hAnsi="Times New Roman" w:cs="Times New Roman"/>
-                <w:i/>
-                <w:iCs/>
-              </w:rPr>
-            </w:pPr>
-            <w:r>
-              <w:rPr>
-                <w:rFonts w:ascii="Times New Roman" w:hAnsi="Times New Roman" w:cs="Times New Roman"/>
-                <w:i/>
-                <w:iCs/>
-              </w:rPr>
-              <w:t>Pts</w:t>
-            </w:r>
-          </w:p>
-        </w:tc>
-        <w:tc>
-          <w:tcPr>
-            <w:tcW w:w="0" w:type="auto"/>
-            <w:hideMark/>
-          </w:tcPr>
-          <w:p>
-            <w:pPr>
-              <w:pStyle w:val="ListParagraph"/>
-              <w:rPr>
-                <w:rFonts w:ascii="Times New Roman" w:hAnsi="Times New Roman" w:cs="Times New Roman"/>
-              </w:rPr>
-            </w:pPr>
-            <w:r>
-              <w:rPr>
-                <w:rFonts w:ascii="Times New Roman" w:hAnsi="Times New Roman" w:cs="Times New Roman"/>
-              </w:rPr>
-              <w:t>Point spread</w:t>
-            </w:r>
-          </w:p>
-        </w:tc>
-      </w:tr>
-      <w:tr>
-        <w:tc>
-          <w:tcPr>
-            <w:tcW w:w="0" w:type="auto"/>
-            <w:hideMark/>
-          </w:tcPr>
-          <w:p>
-            <w:pPr>
-              <w:pStyle w:val="ListParagraph"/>
-              <w:rPr>
-                <w:rFonts w:ascii="Times New Roman" w:hAnsi="Times New Roman" w:cs="Times New Roman"/>
-                <w:i/>
-                <w:iCs/>
-              </w:rPr>
-            </w:pPr>
-            <w:r>
-              <w:rPr>
-                <w:rFonts w:ascii="Times New Roman" w:hAnsi="Times New Roman" w:cs="Times New Roman"/>
-                <w:i/>
-                <w:iCs/>
-              </w:rPr>
-              <w:t>Underdog</w:t>
-            </w:r>
-          </w:p>
-        </w:tc>
-        <w:tc>
-          <w:tcPr>
-            <w:tcW w:w="0" w:type="auto"/>
-            <w:hideMark/>
-          </w:tcPr>
-          <w:p>
-            <w:pPr>
-              <w:pStyle w:val="ListParagraph"/>
-              <w:rPr>
-                <w:rFonts w:ascii="Times New Roman" w:hAnsi="Times New Roman" w:cs="Times New Roman"/>
-              </w:rPr>
-            </w:pPr>
-            <w:r>
-              <w:rPr>
-                <w:rFonts w:ascii="Times New Roman" w:hAnsi="Times New Roman" w:cs="Times New Roman"/>
-              </w:rPr>
-              <w:t>Team name for the underdog</w:t>
-            </w:r>
-          </w:p>
-        </w:tc>
-      </w:tr>
-      <w:tr>
-        <w:tc>
-          <w:tcPr>
-            <w:tcW w:w="0" w:type="auto"/>
-            <w:hideMark/>
-          </w:tcPr>
-          <w:p>
-            <w:pPr>
-              <w:pStyle w:val="ListParagraph"/>
-              <w:rPr>
-                <w:rFonts w:ascii="Times New Roman" w:hAnsi="Times New Roman" w:cs="Times New Roman"/>
-                <w:i/>
-                <w:iCs/>
-              </w:rPr>
-            </w:pPr>
-            <w:proofErr w:type="spellStart"/>
-            <w:r>
-              <w:rPr>
-                <w:rFonts w:ascii="Times New Roman" w:hAnsi="Times New Roman" w:cs="Times New Roman"/>
-                <w:i/>
-                <w:iCs/>
-              </w:rPr>
-              <w:t>DogScore</w:t>
-            </w:r>
-            <w:proofErr w:type="spellEnd"/>
-          </w:p>
-        </w:tc>
-        <w:tc>
-          <w:tcPr>
-            <w:tcW w:w="0" w:type="auto"/>
-            <w:hideMark/>
-          </w:tcPr>
-          <w:p>
-            <w:pPr>
-              <w:pStyle w:val="ListParagraph"/>
-              <w:rPr>
-                <w:rFonts w:ascii="Times New Roman" w:hAnsi="Times New Roman" w:cs="Times New Roman"/>
-              </w:rPr>
-            </w:pPr>
-            <w:r>
-              <w:rPr>
-                <w:rFonts w:ascii="Times New Roman" w:hAnsi="Times New Roman" w:cs="Times New Roman"/>
-              </w:rPr>
-              <w:t>Points scored by the underdog team</w:t>
-            </w:r>
-          </w:p>
-        </w:tc>
-      </w:tr>
-      <w:tr>
-        <w:tc>
-          <w:tcPr>
-            <w:tcW w:w="0" w:type="auto"/>
-            <w:hideMark/>
-          </w:tcPr>
-          <w:p>
-            <w:pPr>
-              <w:pStyle w:val="ListParagraph"/>
-              <w:rPr>
-                <w:rFonts w:ascii="Times New Roman" w:hAnsi="Times New Roman" w:cs="Times New Roman"/>
-                <w:i/>
-                <w:iCs/>
-              </w:rPr>
-            </w:pPr>
-            <w:proofErr w:type="spellStart"/>
-            <w:r>
-              <w:rPr>
-                <w:rFonts w:ascii="Times New Roman" w:hAnsi="Times New Roman" w:cs="Times New Roman"/>
-                <w:i/>
-                <w:iCs/>
-              </w:rPr>
-              <w:t>FavCover</w:t>
-            </w:r>
-            <w:proofErr w:type="spellEnd"/>
-          </w:p>
-        </w:tc>
-        <w:tc>
-          <w:tcPr>
-            <w:tcW w:w="0" w:type="auto"/>
-            <w:hideMark/>
-          </w:tcPr>
-          <w:p>
-            <w:pPr>
-              <w:pStyle w:val="ListParagraph"/>
-              <w:rPr>
-                <w:rFonts w:ascii="Times New Roman" w:hAnsi="Times New Roman" w:cs="Times New Roman"/>
-              </w:rPr>
-            </w:pPr>
-            <w:r>
-              <w:rPr>
-                <w:rFonts w:ascii="Times New Roman" w:hAnsi="Times New Roman" w:cs="Times New Roman"/>
-              </w:rPr>
-              <w:t>1=Favorite wins against the spread, 0=Underdog covers</w:t>
-            </w:r>
-          </w:p>
-        </w:tc>
-      </w:tr>
-      <w:tr>
-        <w:tc>
-          <w:tcPr>
-            <w:tcW w:w="0" w:type="auto"/>
-            <w:hideMark/>
-          </w:tcPr>
-          <w:p>
-            <w:pPr>
-              <w:pStyle w:val="ListParagraph"/>
-              <w:rPr>
-                <w:rFonts w:ascii="Times New Roman" w:hAnsi="Times New Roman" w:cs="Times New Roman"/>
-                <w:i/>
-                <w:iCs/>
-              </w:rPr>
-            </w:pPr>
-            <w:proofErr w:type="spellStart"/>
-            <w:r>
-              <w:rPr>
-                <w:rFonts w:ascii="Times New Roman" w:hAnsi="Times New Roman" w:cs="Times New Roman"/>
-                <w:i/>
-                <w:iCs/>
-              </w:rPr>
-              <w:t>FavDiff</w:t>
-            </w:r>
-            <w:proofErr w:type="spellEnd"/>
-          </w:p>
-        </w:tc>
-        <w:tc>
-          <w:tcPr>
-            <w:tcW w:w="0" w:type="auto"/>
-            <w:hideMark/>
-          </w:tcPr>
-          <w:p>
-            <w:pPr>
-              <w:pStyle w:val="ListParagraph"/>
-              <w:rPr>
-                <w:rFonts w:ascii="Times New Roman" w:hAnsi="Times New Roman" w:cs="Times New Roman"/>
-              </w:rPr>
-            </w:pPr>
-            <w:r>
-              <w:rPr>
-                <w:rFonts w:ascii="Times New Roman" w:hAnsi="Times New Roman" w:cs="Times New Roman"/>
-              </w:rPr>
-              <w:t>Favorite’s score minus underdog’s score</w:t>
-            </w:r>
-          </w:p>
-        </w:tc>
-      </w:tr>
-      <w:tr>
-        <w:tc>
-          <w:tcPr>
-            <w:tcW w:w="0" w:type="auto"/>
-            <w:hideMark/>
-          </w:tcPr>
-          <w:p>
-            <w:pPr>
-              <w:pStyle w:val="ListParagraph"/>
-              <w:rPr>
-                <w:rFonts w:ascii="Times New Roman" w:hAnsi="Times New Roman" w:cs="Times New Roman"/>
-                <w:i/>
-                <w:iCs/>
-              </w:rPr>
-            </w:pPr>
-            <w:proofErr w:type="spellStart"/>
-            <w:r>
-              <w:rPr>
-                <w:rFonts w:ascii="Times New Roman" w:hAnsi="Times New Roman" w:cs="Times New Roman"/>
-                <w:i/>
-                <w:iCs/>
-              </w:rPr>
-              <w:t>FavWin</w:t>
-            </w:r>
-            <w:proofErr w:type="spellEnd"/>
-          </w:p>
-        </w:tc>
-        <w:tc>
-          <w:tcPr>
-            <w:tcW w:w="0" w:type="auto"/>
-            <w:hideMark/>
-          </w:tcPr>
-          <w:p>
-            <w:pPr>
-              <w:pStyle w:val="ListParagraph"/>
-              <w:rPr>
-                <w:rFonts w:ascii="Times New Roman" w:hAnsi="Times New Roman" w:cs="Times New Roman"/>
-              </w:rPr>
-            </w:pPr>
-            <w:r>
-              <w:rPr>
-                <w:rFonts w:ascii="Times New Roman" w:hAnsi="Times New Roman" w:cs="Times New Roman"/>
-              </w:rPr>
-              <w:t>Favorite wins the game outright</w:t>
-            </w:r>
-          </w:p>
-        </w:tc>
-      </w:tr>
-      <w:tr>
-        <w:tc>
-          <w:tcPr>
-            <w:tcW w:w="0" w:type="auto"/>
-            <w:hideMark/>
-          </w:tcPr>
-          <w:p>
-            <w:pPr>
-              <w:pStyle w:val="ListParagraph"/>
-              <w:rPr>
-                <w:rFonts w:ascii="Times New Roman" w:hAnsi="Times New Roman" w:cs="Times New Roman"/>
-                <w:i/>
-                <w:iCs/>
-              </w:rPr>
-            </w:pPr>
-            <w:proofErr w:type="spellStart"/>
-            <w:r>
-              <w:rPr>
-                <w:rFonts w:ascii="Times New Roman" w:hAnsi="Times New Roman" w:cs="Times New Roman"/>
-                <w:i/>
-                <w:iCs/>
-              </w:rPr>
-              <w:t>HomeDog</w:t>
-            </w:r>
-            <w:proofErr w:type="spellEnd"/>
-          </w:p>
-        </w:tc>
-        <w:tc>
-          <w:tcPr>
-            <w:tcW w:w="0" w:type="auto"/>
-            <w:hideMark/>
-          </w:tcPr>
-          <w:p>
-            <w:pPr>
-              <w:pStyle w:val="ListParagraph"/>
-              <w:rPr>
-                <w:rFonts w:ascii="Times New Roman" w:hAnsi="Times New Roman" w:cs="Times New Roman"/>
-              </w:rPr>
-            </w:pPr>
-            <w:r>
-              <w:rPr>
-                <w:rFonts w:ascii="Times New Roman" w:hAnsi="Times New Roman" w:cs="Times New Roman"/>
-              </w:rPr>
-              <w:t>1=Home team is the underdog, 0=Away team is the underdog</w:t>
-            </w:r>
-          </w:p>
-        </w:tc>
-      </w:tr>
-      <w:tr>
-        <w:tc>
-          <w:tcPr>
-            <w:tcW w:w="0" w:type="auto"/>
-            <w:hideMark/>
-          </w:tcPr>
-          <w:p>
-            <w:pPr>
-              <w:pStyle w:val="ListParagraph"/>
-              <w:rPr>
-                <w:rFonts w:ascii="Times New Roman" w:hAnsi="Times New Roman" w:cs="Times New Roman"/>
-                <w:i/>
-                <w:iCs/>
-              </w:rPr>
-            </w:pPr>
-            <w:proofErr w:type="spellStart"/>
-            <w:r>
-              <w:rPr>
-                <w:rFonts w:ascii="Times New Roman" w:hAnsi="Times New Roman" w:cs="Times New Roman"/>
-                <w:i/>
-                <w:iCs/>
-              </w:rPr>
-              <w:t>HomeScore</w:t>
-            </w:r>
-            <w:proofErr w:type="spellEnd"/>
-          </w:p>
-        </w:tc>
-        <w:tc>
-          <w:tcPr>
-            <w:tcW w:w="0" w:type="auto"/>
-            <w:hideMark/>
-          </w:tcPr>
-          <w:p>
-            <w:pPr>
-              <w:pStyle w:val="ListParagraph"/>
-              <w:rPr>
-                <w:rFonts w:ascii="Times New Roman" w:hAnsi="Times New Roman" w:cs="Times New Roman"/>
-              </w:rPr>
-            </w:pPr>
-            <w:r>
-              <w:rPr>
-                <w:rFonts w:ascii="Times New Roman" w:hAnsi="Times New Roman" w:cs="Times New Roman"/>
-              </w:rPr>
-              <w:t>Points scored for the home team</w:t>
-            </w:r>
-          </w:p>
-        </w:tc>
-      </w:tr>
-      <w:tr>
-        <w:tc>
-          <w:tcPr>
-            <w:tcW w:w="0" w:type="auto"/>
-            <w:hideMark/>
-          </w:tcPr>
-          <w:p>
-            <w:pPr>
-              <w:pStyle w:val="ListParagraph"/>
-              <w:rPr>
-                <w:rFonts w:ascii="Times New Roman" w:hAnsi="Times New Roman" w:cs="Times New Roman"/>
-                <w:i/>
-                <w:iCs/>
-              </w:rPr>
-            </w:pPr>
-            <w:proofErr w:type="spellStart"/>
-            <w:r>
-              <w:rPr>
-                <w:rFonts w:ascii="Times New Roman" w:hAnsi="Times New Roman" w:cs="Times New Roman"/>
-                <w:i/>
-                <w:iCs/>
-              </w:rPr>
-              <w:t>AwayScore</w:t>
-            </w:r>
-            <w:proofErr w:type="spellEnd"/>
-          </w:p>
-        </w:tc>
-        <w:tc>
-          <w:tcPr>
-            <w:tcW w:w="0" w:type="auto"/>
-            <w:hideMark/>
-          </w:tcPr>
-          <w:p>
-            <w:pPr>
-              <w:pStyle w:val="ListParagraph"/>
-              <w:rPr>
-                <w:rFonts w:ascii="Times New Roman" w:hAnsi="Times New Roman" w:cs="Times New Roman"/>
-              </w:rPr>
-            </w:pPr>
-            <w:r>
-              <w:rPr>
-                <w:rFonts w:ascii="Times New Roman" w:hAnsi="Times New Roman" w:cs="Times New Roman"/>
-              </w:rPr>
-              <w:t>Points scored for the away team</w:t>
-            </w:r>
-          </w:p>
-        </w:tc>
-      </w:tr>
-      <w:tr>
-        <w:tc>
-          <w:tcPr>
-            <w:tcW w:w="0" w:type="auto"/>
-            <w:hideMark/>
-          </w:tcPr>
-          <w:p>
-            <w:pPr>
-              <w:pStyle w:val="ListParagraph"/>
-              <w:rPr>
-                <w:rFonts w:ascii="Times New Roman" w:hAnsi="Times New Roman" w:cs="Times New Roman"/>
-                <w:i/>
-                <w:iCs/>
-              </w:rPr>
-            </w:pPr>
-            <w:proofErr w:type="spellStart"/>
-            <w:r>
-              <w:rPr>
-                <w:rFonts w:ascii="Times New Roman" w:hAnsi="Times New Roman" w:cs="Times New Roman"/>
-                <w:i/>
-                <w:iCs/>
-              </w:rPr>
-              <w:t>HomePts</w:t>
-            </w:r>
-            <w:proofErr w:type="spellEnd"/>
-          </w:p>
-        </w:tc>
-        <w:tc>
-          <w:tcPr>
-            <w:tcW w:w="0" w:type="auto"/>
-            <w:hideMark/>
-          </w:tcPr>
-          <w:p>
-            <w:pPr>
-              <w:pStyle w:val="ListParagraph"/>
-              <w:rPr>
-                <w:rFonts w:ascii="Times New Roman" w:hAnsi="Times New Roman" w:cs="Times New Roman"/>
-              </w:rPr>
-            </w:pPr>
-            <w:r>
-              <w:rPr>
-                <w:rFonts w:ascii="Times New Roman" w:hAnsi="Times New Roman" w:cs="Times New Roman"/>
-              </w:rPr>
-              <w:t>Point spread for the home team (negative is a home underdog)</w:t>
-            </w:r>
-          </w:p>
-        </w:tc>
-      </w:tr>
-      <w:tr>
-        <w:tc>
-          <w:tcPr>
-            <w:tcW w:w="0" w:type="auto"/>
-            <w:hideMark/>
-          </w:tcPr>
-          <w:p>
-            <w:pPr>
-              <w:pStyle w:val="ListParagraph"/>
-              <w:rPr>
-                <w:rFonts w:ascii="Times New Roman" w:hAnsi="Times New Roman" w:cs="Times New Roman"/>
-                <w:i/>
-                <w:iCs/>
-              </w:rPr>
-            </w:pPr>
-            <w:proofErr w:type="spellStart"/>
-            <w:r>
-              <w:rPr>
-                <w:rFonts w:ascii="Times New Roman" w:hAnsi="Times New Roman" w:cs="Times New Roman"/>
-                <w:i/>
-                <w:iCs/>
-              </w:rPr>
-              <w:t>HomeCover</w:t>
-            </w:r>
-            <w:proofErr w:type="spellEnd"/>
-          </w:p>
-        </w:tc>
-        <w:tc>
-          <w:tcPr>
-            <w:tcW w:w="0" w:type="auto"/>
-            <w:hideMark/>
-          </w:tcPr>
-          <w:p>
-            <w:pPr>
-              <w:pStyle w:val="ListParagraph"/>
-              <w:rPr>
-                <w:rFonts w:ascii="Times New Roman" w:hAnsi="Times New Roman" w:cs="Times New Roman"/>
-              </w:rPr>
-            </w:pPr>
-            <w:r>
-              <w:rPr>
-                <w:rFonts w:ascii="Times New Roman" w:hAnsi="Times New Roman" w:cs="Times New Roman"/>
-              </w:rPr>
-              <w:t>1=Home team covers the spread, 0=Away team covers</w:t>
-            </w:r>
-          </w:p>
-        </w:tc>
-      </w:tr>
-      <w:tr>
-        <w:tc>
-          <w:tcPr>
-            <w:tcW w:w="0" w:type="auto"/>
-            <w:hideMark/>
-          </w:tcPr>
-          <w:p>
-            <w:pPr>
-              <w:pStyle w:val="ListParagraph"/>
-              <w:rPr>
-                <w:rFonts w:ascii="Times New Roman" w:hAnsi="Times New Roman" w:cs="Times New Roman"/>
-                <w:i/>
-                <w:iCs/>
-              </w:rPr>
-            </w:pPr>
-            <w:proofErr w:type="spellStart"/>
-            <w:r>
-              <w:rPr>
-                <w:rFonts w:ascii="Times New Roman" w:hAnsi="Times New Roman" w:cs="Times New Roman"/>
-                <w:i/>
-                <w:iCs/>
-              </w:rPr>
-              <w:t>HomeDiff</w:t>
-            </w:r>
-            <w:proofErr w:type="spellEnd"/>
-          </w:p>
-        </w:tc>
-        <w:tc>
-          <w:tcPr>
-            <w:tcW w:w="0" w:type="auto"/>
-            <w:hideMark/>
-          </w:tcPr>
-          <w:p>
-            <w:pPr>
-              <w:pStyle w:val="ListParagraph"/>
-              <w:rPr>
-                <w:rFonts w:ascii="Times New Roman" w:hAnsi="Times New Roman" w:cs="Times New Roman"/>
-              </w:rPr>
-            </w:pPr>
-            <w:r>
-              <w:rPr>
-                <w:rFonts w:ascii="Times New Roman" w:hAnsi="Times New Roman" w:cs="Times New Roman"/>
-              </w:rPr>
-              <w:t>Home team score minus Away team score</w:t>
-            </w:r>
-          </w:p>
-        </w:tc>
-      </w:tr>
-      <w:tr>
-        <w:tc>
-          <w:tcPr>
-            <w:tcW w:w="0" w:type="auto"/>
-            <w:hideMark/>
-          </w:tcPr>
-          <w:p>
-            <w:pPr>
-              <w:pStyle w:val="ListParagraph"/>
-              <w:rPr>
-                <w:rFonts w:ascii="Times New Roman" w:hAnsi="Times New Roman" w:cs="Times New Roman"/>
-                <w:i/>
-                <w:iCs/>
-              </w:rPr>
-            </w:pPr>
-            <w:proofErr w:type="spellStart"/>
-            <w:r>
-              <w:rPr>
-                <w:rFonts w:ascii="Times New Roman" w:hAnsi="Times New Roman" w:cs="Times New Roman"/>
-                <w:i/>
-                <w:iCs/>
-              </w:rPr>
-              <w:t>HomeWin</w:t>
-            </w:r>
-            <w:proofErr w:type="spellEnd"/>
-          </w:p>
-        </w:tc>
-        <w:tc>
-          <w:tcPr>
-            <w:tcW w:w="0" w:type="auto"/>
-            <w:hideMark/>
-          </w:tcPr>
-          <w:p>
-            <w:pPr>
-              <w:pStyle w:val="ListParagraph"/>
-              <w:rPr>
-                <w:rFonts w:ascii="Times New Roman" w:hAnsi="Times New Roman" w:cs="Times New Roman"/>
-              </w:rPr>
-            </w:pPr>
-            <w:r>
-              <w:rPr>
-                <w:rFonts w:ascii="Times New Roman" w:hAnsi="Times New Roman" w:cs="Times New Roman"/>
-              </w:rPr>
-              <w:t>Home team wins the game outright</w:t>
-            </w:r>
-          </w:p>
-        </w:tc>
-      </w:tr>
-      <w:tr>
-        <w:tc>
-          <w:tcPr>
-            <w:tcW w:w="0" w:type="auto"/>
-            <w:hideMark/>
-          </w:tcPr>
-          <w:p>
-            <w:pPr>
-              <w:pStyle w:val="ListParagraph"/>
-              <w:rPr>
-                <w:rFonts w:ascii="Times New Roman" w:hAnsi="Times New Roman" w:cs="Times New Roman"/>
-                <w:i/>
-                <w:iCs/>
-              </w:rPr>
-            </w:pPr>
-            <w:r>
-              <w:rPr>
-                <w:rFonts w:ascii="Times New Roman" w:hAnsi="Times New Roman" w:cs="Times New Roman"/>
-                <w:i/>
-                <w:iCs/>
-              </w:rPr>
-              <w:t>Week</w:t>
-            </w:r>
-          </w:p>
-        </w:tc>
-        <w:tc>
-          <w:tcPr>
-            <w:tcW w:w="0" w:type="auto"/>
-            <w:hideMark/>
-          </w:tcPr>
-          <w:p>
-            <w:pPr>
-              <w:pStyle w:val="ListParagraph"/>
-              <w:rPr>
-                <w:rFonts w:ascii="Times New Roman" w:hAnsi="Times New Roman" w:cs="Times New Roman"/>
-              </w:rPr>
-            </w:pPr>
-            <w:r>
-              <w:rPr>
-                <w:rFonts w:ascii="Times New Roman" w:hAnsi="Times New Roman" w:cs="Times New Roman"/>
-              </w:rPr>
-              <w:t>Week of the regular season (1-18)</w:t>
-            </w:r>
-          </w:p>
-        </w:tc>
-      </w:tr>
-      <w:tr>
-        <w:tc>
-          <w:tcPr>
-            <w:tcW w:w="0" w:type="auto"/>
-            <w:hideMark/>
-          </w:tcPr>
-          <w:p>
-            <w:pPr>
-              <w:pStyle w:val="ListParagraph"/>
-              <w:rPr>
-                <w:rFonts w:ascii="Times New Roman" w:hAnsi="Times New Roman" w:cs="Times New Roman"/>
-                <w:i/>
-                <w:iCs/>
-              </w:rPr>
-            </w:pPr>
-            <w:r>
-              <w:rPr>
-                <w:rFonts w:ascii="Times New Roman" w:hAnsi="Times New Roman" w:cs="Times New Roman"/>
-                <w:i/>
-                <w:iCs/>
-              </w:rPr>
-              <w:t>Year</w:t>
-            </w:r>
-          </w:p>
-        </w:tc>
-        <w:tc>
-          <w:tcPr>
-            <w:tcW w:w="0" w:type="auto"/>
-            <w:hideMark/>
-          </w:tcPr>
-          <w:p>
-            <w:pPr>
-              <w:pStyle w:val="ListParagraph"/>
-              <w:rPr>
-                <w:rFonts w:ascii="Times New Roman" w:hAnsi="Times New Roman" w:cs="Times New Roman"/>
-              </w:rPr>
-            </w:pPr>
-            <w:r>
-              <w:rPr>
-                <w:rFonts w:ascii="Times New Roman" w:hAnsi="Times New Roman" w:cs="Times New Roman"/>
-              </w:rPr>
-              <w:t>Year of the season (2023 or 2024)</w:t>
-            </w:r>
-          </w:p>
-        </w:tc>
-      </w:tr>
-    </w:tbl>
+      <w:bookmarkStart w:id="6" w:name="_Hlk204440909"/>
+      <w:r>
+        <w:rPr>
+          <w:rFonts w:ascii="Times New Roman" w:hAnsi="Times New Roman" w:cs="Times New Roman"/>
+        </w:rPr>
+        <w:t>Use the proportion of times the home team covers the spread.</w:t>
+      </w:r>
+    </w:p>
+    <w:bookmarkEnd w:id="6"/>
+    <w:p>
+      <w:pPr>
+        <w:spacing w:line="240" w:lineRule="auto"/>
+        <w:ind w:left="1080"/>
+        <w:rPr>
+          <w:rFonts w:ascii="Times New Roman" w:hAnsi="Times New Roman" w:cs="Times New Roman"/>
+          <w:color w:val="EE0000"/>
+        </w:rPr>
+      </w:pPr>
+      <w:r>
+        <w:rPr>
+          <w:rFonts w:ascii="Times New Roman" w:hAnsi="Times New Roman" w:cs="Times New Roman"/>
+          <w:color w:val="EE0000"/>
+        </w:rPr>
+        <w:t>Test for a proportion (one sample)</w:t>
+      </w:r>
+    </w:p>
     <w:p>
       <w:pPr>
         <w:pStyle w:val="ListParagraph"/>
-        <w:spacing w:after="0" w:line="240" w:lineRule="auto"/>
+        <w:numPr>
+          <w:ilvl w:val="0"/>
+          <w:numId w:val="2"/>
+        </w:numPr>
+        <w:spacing w:line="240" w:lineRule="auto"/>
         <w:contextualSpacing w:val="0"/>
         <w:rPr>
           <w:rFonts w:ascii="Times New Roman" w:hAnsi="Times New Roman" w:cs="Times New Roman"/>
         </w:rPr>
       </w:pPr>
+      <w:bookmarkStart w:id="7" w:name="_Hlk204440915"/>
+      <w:r>
+        <w:rPr>
+          <w:rFonts w:ascii="Times New Roman" w:hAnsi="Times New Roman" w:cs="Times New Roman"/>
+        </w:rPr>
+        <w:t>Use how often the home team wins the game outright</w:t>
+      </w:r>
+      <w:r>
+        <w:rPr>
+          <w:rFonts w:ascii="Times New Roman" w:hAnsi="Times New Roman" w:cs="Times New Roman"/>
+        </w:rPr>
+        <w:t>.</w:t>
+      </w:r>
+    </w:p>
+    <w:bookmarkEnd w:id="7"/>
+    <w:p>
+      <w:pPr>
+        <w:spacing w:line="240" w:lineRule="auto"/>
+        <w:ind w:left="1080"/>
+        <w:rPr>
+          <w:rFonts w:ascii="Times New Roman" w:hAnsi="Times New Roman" w:cs="Times New Roman"/>
+        </w:rPr>
+      </w:pPr>
+      <w:r>
+        <w:rPr>
+          <w:rFonts w:ascii="Times New Roman" w:hAnsi="Times New Roman" w:cs="Times New Roman"/>
+          <w:color w:val="EE0000"/>
+        </w:rPr>
+        <w:t>Test for a proportion (one sample)</w:t>
+      </w:r>
+      <w:r>
+        <w:rPr>
+          <w:rFonts w:ascii="Times New Roman" w:hAnsi="Times New Roman" w:cs="Times New Roman"/>
+        </w:rPr>
+        <w:t xml:space="preserve"> </w:t>
+      </w:r>
     </w:p>
     <w:sectPr>
       <w:pgSz w:w="12240" w:h="15840"/>
@@ -3051,7 +2277,7 @@
   <w:style w:type="paragraph" w:default="1" w:styleId="Normal">
     <w:name w:val="Normal"/>
     <w:qFormat/>
-    <w:rsid w:val="006C4FC7"/>
+    <w:rsid w:val="00DC2F9A"/>
   </w:style>
   <w:style w:type="paragraph" w:styleId="Heading1">
     <w:name w:val="heading 1"/>

--- a/RLock/NFLPoints/Module/NFLPointsSolutions1.docx
+++ b/RLock/NFLPoints/Module/NFLPointsSolutions1.docx
@@ -26,7 +26,15 @@
           <w:b/>
           <w:bCs/>
         </w:rPr>
-        <w:t xml:space="preserve"> - Answers</w:t>
+        <w:t xml:space="preserve"> - </w:t>
+      </w:r>
+      <w:r>
+        <w:rPr>
+          <w:rFonts w:ascii="Times New Roman" w:hAnsi="Times New Roman" w:cs="Times New Roman"/>
+          <w:b/>
+          <w:bCs/>
+        </w:rPr>
+        <w:t>Identification</w:t>
       </w:r>
     </w:p>
     <w:p>
@@ -87,21 +95,7 @@
         <w:rPr>
           <w:rFonts w:ascii="Times New Roman" w:hAnsi="Times New Roman" w:cs="Times New Roman"/>
         </w:rPr>
-        <w:t xml:space="preserve">What proportion of the time does the favored team </w:t>
-      </w:r>
-      <w:proofErr w:type="gramStart"/>
-      <w:r>
-        <w:rPr>
-          <w:rFonts w:ascii="Times New Roman" w:hAnsi="Times New Roman" w:cs="Times New Roman"/>
-        </w:rPr>
-        <w:t>actually win</w:t>
-      </w:r>
-      <w:proofErr w:type="gramEnd"/>
-      <w:r>
-        <w:rPr>
-          <w:rFonts w:ascii="Times New Roman" w:hAnsi="Times New Roman" w:cs="Times New Roman"/>
-        </w:rPr>
-        <w:t xml:space="preserve"> the game outright? </w:t>
+        <w:t xml:space="preserve">What proportion of the time does the favored team actually win the game outright? </w:t>
       </w:r>
     </w:p>
     <w:p>
@@ -255,7 +249,6 @@
         </w:rPr>
         <w:t>Many football fans say that the home field advantage is about a field goal (three points). Is the average home margin (</w:t>
       </w:r>
-      <w:proofErr w:type="spellStart"/>
       <w:r>
         <w:rPr>
           <w:rFonts w:ascii="Times New Roman" w:hAnsi="Times New Roman" w:cs="Times New Roman"/>
@@ -264,7 +257,6 @@
         </w:rPr>
         <w:t>HomeDiff</w:t>
       </w:r>
-      <w:proofErr w:type="spellEnd"/>
       <w:r>
         <w:rPr>
           <w:rFonts w:ascii="Times New Roman" w:hAnsi="Times New Roman" w:cs="Times New Roman"/>
@@ -286,23 +278,7 @@
           <w:rFonts w:ascii="Times New Roman" w:hAnsi="Times New Roman" w:cs="Times New Roman"/>
           <w:color w:val="EE0000"/>
         </w:rPr>
-        <w:t xml:space="preserve">Test for a </w:t>
-      </w:r>
-      <w:proofErr w:type="gramStart"/>
-      <w:r>
-        <w:rPr>
-          <w:rFonts w:ascii="Times New Roman" w:hAnsi="Times New Roman" w:cs="Times New Roman"/>
-          <w:color w:val="EE0000"/>
-        </w:rPr>
-        <w:t>mean</w:t>
-      </w:r>
-      <w:proofErr w:type="gramEnd"/>
-      <w:r>
-        <w:rPr>
-          <w:rFonts w:ascii="Times New Roman" w:hAnsi="Times New Roman" w:cs="Times New Roman"/>
-          <w:color w:val="EE0000"/>
-        </w:rPr>
-        <w:t xml:space="preserve"> (one sample)</w:t>
+        <w:t>Test for a mean (one sample)</w:t>
       </w:r>
     </w:p>
     <w:p>
@@ -354,7 +330,6 @@
         </w:rPr>
         <w:t xml:space="preserve"> average point spread assigned to the home team (</w:t>
       </w:r>
-      <w:proofErr w:type="spellStart"/>
       <w:r>
         <w:rPr>
           <w:rFonts w:ascii="Times New Roman" w:hAnsi="Times New Roman" w:cs="Times New Roman"/>
@@ -363,7 +338,6 @@
         </w:rPr>
         <w:t>HomePts</w:t>
       </w:r>
-      <w:proofErr w:type="spellEnd"/>
       <w:r>
         <w:rPr>
           <w:rFonts w:ascii="Times New Roman" w:hAnsi="Times New Roman" w:cs="Times New Roman"/>
@@ -397,23 +371,7 @@
           <w:rFonts w:ascii="Times New Roman" w:hAnsi="Times New Roman" w:cs="Times New Roman"/>
           <w:color w:val="EE0000"/>
         </w:rPr>
-        <w:t xml:space="preserve">Test for a </w:t>
-      </w:r>
-      <w:proofErr w:type="gramStart"/>
-      <w:r>
-        <w:rPr>
-          <w:rFonts w:ascii="Times New Roman" w:hAnsi="Times New Roman" w:cs="Times New Roman"/>
-          <w:color w:val="EE0000"/>
-        </w:rPr>
-        <w:t>mean</w:t>
-      </w:r>
-      <w:proofErr w:type="gramEnd"/>
-      <w:r>
-        <w:rPr>
-          <w:rFonts w:ascii="Times New Roman" w:hAnsi="Times New Roman" w:cs="Times New Roman"/>
-          <w:color w:val="EE0000"/>
-        </w:rPr>
-        <w:t xml:space="preserve"> (one sample)</w:t>
+        <w:t>Test for a mean (one sample)</w:t>
       </w:r>
     </w:p>
     <w:p>
@@ -449,7 +407,6 @@
         </w:rPr>
         <w:t>) and the actual margin for the favored team (</w:t>
       </w:r>
-      <w:proofErr w:type="spellStart"/>
       <w:r>
         <w:rPr>
           <w:rFonts w:ascii="Times New Roman" w:hAnsi="Times New Roman" w:cs="Times New Roman"/>
@@ -458,7 +415,6 @@
         </w:rPr>
         <w:t>FavDiff</w:t>
       </w:r>
-      <w:proofErr w:type="spellEnd"/>
       <w:r>
         <w:rPr>
           <w:rFonts w:ascii="Times New Roman" w:hAnsi="Times New Roman" w:cs="Times New Roman"/>
@@ -520,18 +476,28 @@
         <w:rPr>
           <w:rFonts w:ascii="Times New Roman" w:hAnsi="Times New Roman" w:cs="Times New Roman"/>
         </w:rPr>
-        <w:t>) tend, on average,  to overestimate the margin for the favored team (</w:t>
-      </w:r>
-      <w:proofErr w:type="spellStart"/>
+        <w:t xml:space="preserve">) tend, on average,  to </w:t>
+      </w:r>
+      <w:r>
+        <w:rPr>
+          <w:rFonts w:ascii="Times New Roman" w:hAnsi="Times New Roman" w:cs="Times New Roman"/>
+        </w:rPr>
+        <w:t>under</w:t>
+      </w:r>
+      <w:r>
+        <w:rPr>
+          <w:rFonts w:ascii="Times New Roman" w:hAnsi="Times New Roman" w:cs="Times New Roman"/>
+        </w:rPr>
+        <w:t>estimate the margin for the favored team (</w:t>
+      </w:r>
       <w:r>
         <w:rPr>
           <w:rFonts w:ascii="Times New Roman" w:hAnsi="Times New Roman" w:cs="Times New Roman"/>
           <w:i/>
           <w:iCs/>
         </w:rPr>
-        <w:t>FavDiiff</w:t>
-      </w:r>
-      <w:proofErr w:type="spellEnd"/>
+        <w:t>FavDiff</w:t>
+      </w:r>
       <w:r>
         <w:rPr>
           <w:rFonts w:ascii="Times New Roman" w:hAnsi="Times New Roman" w:cs="Times New Roman"/>
@@ -574,13 +540,7 @@
         <w:rPr>
           <w:rFonts w:ascii="Times New Roman" w:hAnsi="Times New Roman" w:cs="Times New Roman"/>
         </w:rPr>
-        <w:t xml:space="preserve">What is the average absolute </w:t>
-      </w:r>
-      <w:r>
-        <w:rPr>
-          <w:rFonts w:ascii="Times New Roman" w:hAnsi="Times New Roman" w:cs="Times New Roman"/>
-        </w:rPr>
-        <w:t>value of the difference between the point spread (</w:t>
+        <w:t>What is the average absolute value of the difference between the point spread (</w:t>
       </w:r>
       <w:r>
         <w:rPr>
@@ -596,7 +556,6 @@
         </w:rPr>
         <w:t>) and the actual game margin (</w:t>
       </w:r>
-      <w:proofErr w:type="spellStart"/>
       <w:r>
         <w:rPr>
           <w:rFonts w:ascii="Times New Roman" w:hAnsi="Times New Roman" w:cs="Times New Roman"/>
@@ -605,7 +564,6 @@
         </w:rPr>
         <w:t>FavDiff</w:t>
       </w:r>
-      <w:proofErr w:type="spellEnd"/>
       <w:r>
         <w:rPr>
           <w:rFonts w:ascii="Times New Roman" w:hAnsi="Times New Roman" w:cs="Times New Roman"/>
@@ -643,21 +601,7 @@
         <w:rPr>
           <w:rFonts w:ascii="Times New Roman" w:hAnsi="Times New Roman" w:cs="Times New Roman"/>
         </w:rPr>
-        <w:t xml:space="preserve">Do </w:t>
-      </w:r>
-      <w:proofErr w:type="gramStart"/>
-      <w:r>
-        <w:rPr>
-          <w:rFonts w:ascii="Times New Roman" w:hAnsi="Times New Roman" w:cs="Times New Roman"/>
-        </w:rPr>
-        <w:t>point</w:t>
-      </w:r>
-      <w:proofErr w:type="gramEnd"/>
-      <w:r>
-        <w:rPr>
-          <w:rFonts w:ascii="Times New Roman" w:hAnsi="Times New Roman" w:cs="Times New Roman"/>
-        </w:rPr>
-        <w:t xml:space="preserve"> spreads get more accurate as the season goes along?  Address this in two ways:</w:t>
+        <w:t>Do point spreads get more accurate as the season goes along?  Address this in two ways:</w:t>
       </w:r>
     </w:p>
     <w:p>
@@ -714,13 +658,7 @@
         <w:rPr>
           <w:rFonts w:ascii="Times New Roman" w:hAnsi="Times New Roman" w:cs="Times New Roman"/>
         </w:rPr>
-        <w:t>Refer to the</w:t>
-      </w:r>
-      <w:r>
-        <w:rPr>
-          <w:rFonts w:ascii="Times New Roman" w:hAnsi="Times New Roman" w:cs="Times New Roman"/>
-        </w:rPr>
-        <w:t xml:space="preserve"> absolute value of the difference between the point spread (</w:t>
+        <w:t>Refer to the absolute value of the difference between the point spread (</w:t>
       </w:r>
       <w:r>
         <w:rPr>
@@ -736,7 +674,6 @@
         </w:rPr>
         <w:t>) and the actual game margin (</w:t>
       </w:r>
-      <w:proofErr w:type="spellStart"/>
       <w:r>
         <w:rPr>
           <w:rFonts w:ascii="Times New Roman" w:hAnsi="Times New Roman" w:cs="Times New Roman"/>
@@ -745,18 +682,11 @@
         </w:rPr>
         <w:t>FavDiff</w:t>
       </w:r>
-      <w:proofErr w:type="spellEnd"/>
-      <w:r>
-        <w:rPr>
-          <w:rFonts w:ascii="Times New Roman" w:hAnsi="Times New Roman" w:cs="Times New Roman"/>
-        </w:rPr>
-        <w:t xml:space="preserve">) </w:t>
-      </w:r>
-      <w:r>
-        <w:rPr>
-          <w:rFonts w:ascii="Times New Roman" w:hAnsi="Times New Roman" w:cs="Times New Roman"/>
-        </w:rPr>
-        <w:t>from question #</w:t>
+      <w:r>
+        <w:rPr>
+          <w:rFonts w:ascii="Times New Roman" w:hAnsi="Times New Roman" w:cs="Times New Roman"/>
+        </w:rPr>
+        <w:t>) from question #</w:t>
       </w:r>
       <w:r>
         <w:rPr>
@@ -768,21 +698,7 @@
         <w:rPr>
           <w:rFonts w:ascii="Times New Roman" w:hAnsi="Times New Roman" w:cs="Times New Roman"/>
         </w:rPr>
-        <w:t xml:space="preserve">.  Is the average discrepancy smaller in the second half of the season </w:t>
-      </w:r>
-      <w:proofErr w:type="gramStart"/>
-      <w:r>
-        <w:rPr>
-          <w:rFonts w:ascii="Times New Roman" w:hAnsi="Times New Roman" w:cs="Times New Roman"/>
-        </w:rPr>
-        <w:t>than</w:t>
-      </w:r>
-      <w:proofErr w:type="gramEnd"/>
-      <w:r>
-        <w:rPr>
-          <w:rFonts w:ascii="Times New Roman" w:hAnsi="Times New Roman" w:cs="Times New Roman"/>
-        </w:rPr>
-        <w:t xml:space="preserve"> the first half? </w:t>
+        <w:t xml:space="preserve">.  Is the average discrepancy smaller in the second half of the season than the first half? </w:t>
       </w:r>
     </w:p>
     <w:p>
@@ -799,23 +715,7 @@
           <w:rFonts w:ascii="Times New Roman" w:hAnsi="Times New Roman" w:cs="Times New Roman"/>
           <w:color w:val="EE0000"/>
         </w:rPr>
-        <w:t xml:space="preserve">Test for a difference in </w:t>
-      </w:r>
-      <w:proofErr w:type="gramStart"/>
-      <w:r>
-        <w:rPr>
-          <w:rFonts w:ascii="Times New Roman" w:hAnsi="Times New Roman" w:cs="Times New Roman"/>
-          <w:color w:val="EE0000"/>
-        </w:rPr>
-        <w:t>means</w:t>
-      </w:r>
-      <w:proofErr w:type="gramEnd"/>
-      <w:r>
-        <w:rPr>
-          <w:rFonts w:ascii="Times New Roman" w:hAnsi="Times New Roman" w:cs="Times New Roman"/>
-          <w:color w:val="EE0000"/>
-        </w:rPr>
-        <w:t xml:space="preserve"> (two samples)</w:t>
+        <w:t>Test for a difference in means (two samples)</w:t>
       </w:r>
     </w:p>
     <w:p>
@@ -925,7 +825,19 @@
         <w:rPr>
           <w:rFonts w:ascii="Times New Roman" w:hAnsi="Times New Roman" w:cs="Times New Roman"/>
         </w:rPr>
-        <w:t>Is the mean number of points scored by the favored team higher in 2024 than in 2024?</w:t>
+        <w:t>Is the mean number of points scored by the favored team higher in 2024 than in 202</w:t>
+      </w:r>
+      <w:r>
+        <w:rPr>
+          <w:rFonts w:ascii="Times New Roman" w:hAnsi="Times New Roman" w:cs="Times New Roman"/>
+        </w:rPr>
+        <w:t>3</w:t>
+      </w:r>
+      <w:r>
+        <w:rPr>
+          <w:rFonts w:ascii="Times New Roman" w:hAnsi="Times New Roman" w:cs="Times New Roman"/>
+        </w:rPr>
+        <w:t>?</w:t>
       </w:r>
     </w:p>
     <w:p>
@@ -942,23 +854,7 @@
           <w:rFonts w:ascii="Times New Roman" w:hAnsi="Times New Roman" w:cs="Times New Roman"/>
           <w:color w:val="EE0000"/>
         </w:rPr>
-        <w:t xml:space="preserve">No statistical inference needed.  We know the </w:t>
-      </w:r>
-      <w:proofErr w:type="gramStart"/>
-      <w:r>
-        <w:rPr>
-          <w:rFonts w:ascii="Times New Roman" w:hAnsi="Times New Roman" w:cs="Times New Roman"/>
-          <w:color w:val="EE0000"/>
-        </w:rPr>
-        <w:t>means</w:t>
-      </w:r>
-      <w:proofErr w:type="gramEnd"/>
-      <w:r>
-        <w:rPr>
-          <w:rFonts w:ascii="Times New Roman" w:hAnsi="Times New Roman" w:cs="Times New Roman"/>
-          <w:color w:val="EE0000"/>
-        </w:rPr>
-        <w:t xml:space="preserve"> in 2023 and 2024 exactly!</w:t>
+        <w:t>No statistical inference needed.  We know the means in 2023 and 2024 exactly!</w:t>
       </w:r>
     </w:p>
     <w:p>
@@ -1271,7 +1167,19 @@
         <w:rPr>
           <w:rFonts w:ascii="Times New Roman" w:hAnsi="Times New Roman" w:cs="Times New Roman"/>
         </w:rPr>
-        <w:t>Is there a home field advantage?   Address this in three ways:</w:t>
+        <w:t xml:space="preserve">Is there a home field advantage?   Address this in </w:t>
+      </w:r>
+      <w:r>
+        <w:rPr>
+          <w:rFonts w:ascii="Times New Roman" w:hAnsi="Times New Roman" w:cs="Times New Roman"/>
+        </w:rPr>
+        <w:t>two</w:t>
+      </w:r>
+      <w:r>
+        <w:rPr>
+          <w:rFonts w:ascii="Times New Roman" w:hAnsi="Times New Roman" w:cs="Times New Roman"/>
+        </w:rPr>
+        <w:t xml:space="preserve"> ways:</w:t>
       </w:r>
     </w:p>
     <w:p>
@@ -1311,7 +1219,6 @@
         </w:rPr>
         <w:t xml:space="preserve">Test for a difference in means (paired data using </w:t>
       </w:r>
-      <w:proofErr w:type="spellStart"/>
       <w:r>
         <w:rPr>
           <w:rFonts w:ascii="Times New Roman" w:hAnsi="Times New Roman" w:cs="Times New Roman"/>
@@ -1321,7 +1228,6 @@
         </w:rPr>
         <w:t>HomeScore</w:t>
       </w:r>
-      <w:proofErr w:type="spellEnd"/>
       <w:r>
         <w:rPr>
           <w:rFonts w:ascii="Times New Roman" w:hAnsi="Times New Roman" w:cs="Times New Roman"/>
@@ -1362,7 +1268,6 @@
         </w:rPr>
         <w:t xml:space="preserve">Test for a single mean (using </w:t>
       </w:r>
-      <w:proofErr w:type="spellStart"/>
       <w:r>
         <w:rPr>
           <w:rFonts w:ascii="Times New Roman" w:hAnsi="Times New Roman" w:cs="Times New Roman"/>
@@ -1372,7 +1277,6 @@
         </w:rPr>
         <w:t>HomeDiff</w:t>
       </w:r>
-      <w:proofErr w:type="spellEnd"/>
       <w:r>
         <w:rPr>
           <w:rFonts w:ascii="Times New Roman" w:hAnsi="Times New Roman" w:cs="Times New Roman"/>
@@ -1394,60 +1298,21 @@
           <w:rFonts w:ascii="Times New Roman" w:hAnsi="Times New Roman" w:cs="Times New Roman"/>
         </w:rPr>
       </w:pPr>
-      <w:bookmarkStart w:id="6" w:name="_Hlk204440909"/>
-      <w:r>
-        <w:rPr>
-          <w:rFonts w:ascii="Times New Roman" w:hAnsi="Times New Roman" w:cs="Times New Roman"/>
-        </w:rPr>
-        <w:t>Use the proportion of times the home team covers the spread.</w:t>
+      <w:bookmarkStart w:id="6" w:name="_Hlk204440915"/>
+      <w:r>
+        <w:rPr>
+          <w:rFonts w:ascii="Times New Roman" w:hAnsi="Times New Roman" w:cs="Times New Roman"/>
+        </w:rPr>
+        <w:t>Use how often the home team wins the game outright</w:t>
+      </w:r>
+      <w:r>
+        <w:rPr>
+          <w:rFonts w:ascii="Times New Roman" w:hAnsi="Times New Roman" w:cs="Times New Roman"/>
+        </w:rPr>
+        <w:t>.</w:t>
       </w:r>
     </w:p>
     <w:bookmarkEnd w:id="6"/>
-    <w:p>
-      <w:pPr>
-        <w:spacing w:line="240" w:lineRule="auto"/>
-        <w:ind w:left="1080"/>
-        <w:rPr>
-          <w:rFonts w:ascii="Times New Roman" w:hAnsi="Times New Roman" w:cs="Times New Roman"/>
-          <w:color w:val="EE0000"/>
-        </w:rPr>
-      </w:pPr>
-      <w:r>
-        <w:rPr>
-          <w:rFonts w:ascii="Times New Roman" w:hAnsi="Times New Roman" w:cs="Times New Roman"/>
-          <w:color w:val="EE0000"/>
-        </w:rPr>
-        <w:t>Test for a proportion (one sample)</w:t>
-      </w:r>
-    </w:p>
-    <w:p>
-      <w:pPr>
-        <w:pStyle w:val="ListParagraph"/>
-        <w:numPr>
-          <w:ilvl w:val="0"/>
-          <w:numId w:val="2"/>
-        </w:numPr>
-        <w:spacing w:line="240" w:lineRule="auto"/>
-        <w:contextualSpacing w:val="0"/>
-        <w:rPr>
-          <w:rFonts w:ascii="Times New Roman" w:hAnsi="Times New Roman" w:cs="Times New Roman"/>
-        </w:rPr>
-      </w:pPr>
-      <w:bookmarkStart w:id="7" w:name="_Hlk204440915"/>
-      <w:r>
-        <w:rPr>
-          <w:rFonts w:ascii="Times New Roman" w:hAnsi="Times New Roman" w:cs="Times New Roman"/>
-        </w:rPr>
-        <w:t>Use how often the home team wins the game outright</w:t>
-      </w:r>
-      <w:r>
-        <w:rPr>
-          <w:rFonts w:ascii="Times New Roman" w:hAnsi="Times New Roman" w:cs="Times New Roman"/>
-        </w:rPr>
-        <w:t>.</w:t>
-      </w:r>
-    </w:p>
-    <w:bookmarkEnd w:id="7"/>
     <w:p>
       <w:pPr>
         <w:spacing w:line="240" w:lineRule="auto"/>

--- a/RLock/NFLPoints/Module/NFLPointsSolutions1.docx
+++ b/RLock/NFLPoints/Module/NFLPointsSolutions1.docx
@@ -587,6 +587,13 @@
           <w:color w:val="EE0000"/>
         </w:rPr>
         <w:t>CI for a mean</w:t>
+      </w:r>
+      <w:r>
+        <w:rPr>
+          <w:rFonts w:ascii="Times New Roman" w:hAnsi="Times New Roman" w:cs="Times New Roman"/>
+          <w:color w:val="EE0000"/>
+        </w:rPr>
+        <w:t xml:space="preserve"> (one sample)</w:t>
       </w:r>
     </w:p>
     <w:p>
